--- a/COMP5047-2024 - Resit Courseowrk REPORT.docx
+++ b/COMP5047-2024 - Resit Courseowrk REPORT.docx
@@ -44,7 +44,7 @@
                     <pic:cNvPicPr preferRelativeResize="0"/>
                   </pic:nvPicPr>
                   <pic:blipFill>
-                    <a:blip r:embed="rId8"/>
+                    <a:blip r:embed="rId9"/>
                     <a:srcRect/>
                     <a:stretch>
                       <a:fillRect/>
@@ -1610,7 +1610,7 @@
           <w:szCs w:val="22"/>
           <w:bdr w:val="single" w:sz="4" w:space="0" w:color="auto"/>
         </w:rPr>
-        <w:tab/>
+        <w:t>Service Subsystem</w:t>
       </w:r>
       <w:r>
         <w:rPr>
@@ -1649,16 +1649,16 @@
         <mc:AlternateContent>
           <mc:Choice Requires="wps">
             <w:drawing>
-              <wp:anchor distT="0" distB="0" distL="114300" distR="114300" simplePos="0" relativeHeight="251659264" behindDoc="0" locked="0" layoutInCell="1" hidden="0" allowOverlap="1" wp14:anchorId="7EC1BDE3" wp14:editId="699EAB44">
+              <wp:anchor distT="0" distB="0" distL="114300" distR="114300" simplePos="0" relativeHeight="251659264" behindDoc="0" locked="0" layoutInCell="1" hidden="0" allowOverlap="1" wp14:anchorId="7EC1BDE3" wp14:editId="65022BEE">
                 <wp:simplePos x="0" y="0"/>
                 <wp:positionH relativeFrom="column">
-                  <wp:posOffset>14605</wp:posOffset>
+                  <wp:posOffset>15240</wp:posOffset>
                 </wp:positionH>
                 <wp:positionV relativeFrom="paragraph">
-                  <wp:posOffset>273050</wp:posOffset>
+                  <wp:posOffset>274955</wp:posOffset>
                 </wp:positionV>
-                <wp:extent cx="266700" cy="266700"/>
-                <wp:effectExtent l="0" t="0" r="0" b="0"/>
+                <wp:extent cx="358140" cy="388620"/>
+                <wp:effectExtent l="0" t="0" r="22860" b="11430"/>
                 <wp:wrapSquare wrapText="bothSides" distT="0" distB="0" distL="114300" distR="114300"/>
                 <wp:docPr id="16" name="Rectangle 16"/>
                 <wp:cNvGraphicFramePr/>
@@ -1669,7 +1669,7 @@
                       <wps:spPr>
                         <a:xfrm>
                           <a:off x="0" y="0"/>
-                          <a:ext cx="266700" cy="266700"/>
+                          <a:ext cx="358140" cy="388620"/>
                         </a:xfrm>
                         <a:prstGeom prst="rect">
                           <a:avLst/>
@@ -1692,7 +1692,16 @@
                           <w:p>
                             <w:pPr>
                               <w:textDirection w:val="btLr"/>
+                              <w:rPr>
+                                <w:rFonts w:ascii="Segoe UI Symbol" w:hAnsi="Segoe UI Symbol"/>
+                              </w:rPr>
                             </w:pPr>
+                            <w:r>
+                              <w:rPr>
+                                <w:rFonts w:ascii="Segoe UI Symbol" w:hAnsi="Segoe UI Symbol"/>
+                              </w:rPr>
+                              <w:t>✔️</w:t>
+                            </w:r>
                           </w:p>
                         </w:txbxContent>
                       </wps:txbx>
@@ -1702,19 +1711,34 @@
                     </wps:wsp>
                   </a:graphicData>
                 </a:graphic>
+                <wp14:sizeRelH relativeFrom="margin">
+                  <wp14:pctWidth>0</wp14:pctWidth>
+                </wp14:sizeRelH>
+                <wp14:sizeRelV relativeFrom="margin">
+                  <wp14:pctHeight>0</wp14:pctHeight>
+                </wp14:sizeRelV>
               </wp:anchor>
             </w:drawing>
           </mc:Choice>
           <mc:Fallback>
             <w:pict>
-              <v:rect w14:anchorId="7EC1BDE3" id="Rectangle 16" o:spid="_x0000_s1026" style="position:absolute;margin-left:1.15pt;margin-top:21.5pt;width:21pt;height:21pt;z-index:251659264;visibility:visible;mso-wrap-style:square;mso-wrap-distance-left:9pt;mso-wrap-distance-top:0;mso-wrap-distance-right:9pt;mso-wrap-distance-bottom:0;mso-position-horizontal:absolute;mso-position-horizontal-relative:text;mso-position-vertical:absolute;mso-position-vertical-relative:text;v-text-anchor:middle" o:gfxdata="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">
+              <v:rect w14:anchorId="7EC1BDE3" id="Rectangle 16" o:spid="_x0000_s1026" style="position:absolute;margin-left:1.2pt;margin-top:21.65pt;width:28.2pt;height:30.6pt;z-index:251659264;visibility:visible;mso-wrap-style:square;mso-width-percent:0;mso-height-percent:0;mso-wrap-distance-left:9pt;mso-wrap-distance-top:0;mso-wrap-distance-right:9pt;mso-wrap-distance-bottom:0;mso-position-horizontal:absolute;mso-position-horizontal-relative:text;mso-position-vertical:absolute;mso-position-vertical-relative:text;mso-width-percent:0;mso-height-percent:0;mso-width-relative:margin;mso-height-relative:margin;v-text-anchor:middle" o:gfxdata="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">
                 <v:stroke startarrowwidth="narrow" startarrowlength="short" endarrowwidth="narrow" endarrowlength="short"/>
                 <v:textbox inset="2.53958mm,2.53958mm,2.53958mm,2.53958mm">
                   <w:txbxContent>
                     <w:p>
                       <w:pPr>
                         <w:textDirection w:val="btLr"/>
+                        <w:rPr>
+                          <w:rFonts w:ascii="Segoe UI Symbol" w:hAnsi="Segoe UI Symbol"/>
+                        </w:rPr>
                       </w:pPr>
+                      <w:r>
+                        <w:rPr>
+                          <w:rFonts w:ascii="Segoe UI Symbol" w:hAnsi="Segoe UI Symbol"/>
+                        </w:rPr>
+                        <w:t>✔️</w:t>
+                      </w:r>
                     </w:p>
                   </w:txbxContent>
                 </v:textbox>
@@ -1761,7 +1785,7 @@
         </w:rPr>
         <w:t>(</w:t>
       </w:r>
-      <w:hyperlink r:id="rId9">
+      <w:hyperlink r:id="rId10">
         <w:r>
           <w:rPr>
             <w:rFonts w:ascii="Arial" w:eastAsia="Arial" w:hAnsi="Arial" w:cs="Arial"/>
@@ -2382,6 +2406,10 @@
     <w:p>
       <w:pPr>
         <w:pStyle w:val="Headv2"/>
+        <w:numPr>
+          <w:ilvl w:val="0"/>
+          <w:numId w:val="22"/>
+        </w:numPr>
         <w:rPr>
           <w:rFonts w:ascii="Arial" w:eastAsia="Arial" w:hAnsi="Arial" w:cs="Arial"/>
         </w:rPr>
@@ -2496,6 +2524,10 @@
     <w:p>
       <w:pPr>
         <w:pStyle w:val="Headv2"/>
+        <w:numPr>
+          <w:ilvl w:val="0"/>
+          <w:numId w:val="21"/>
+        </w:numPr>
         <w:rPr>
           <w:rFonts w:ascii="Arial" w:eastAsia="Arial" w:hAnsi="Arial" w:cs="Arial"/>
         </w:rPr>
@@ -2638,12 +2670,16 @@
         <w:rPr>
           <w:rFonts w:ascii="Arial" w:eastAsia="Arial" w:hAnsi="Arial" w:cs="Arial"/>
           <w:b/>
-        </w:rPr>
-      </w:pPr>
-      <w:r>
-        <w:rPr>
-          <w:rFonts w:ascii="Arial" w:eastAsia="Arial" w:hAnsi="Arial" w:cs="Arial"/>
-          <w:b/>
+          <w:sz w:val="22"/>
+          <w:szCs w:val="22"/>
+        </w:rPr>
+      </w:pPr>
+      <w:r>
+        <w:rPr>
+          <w:rFonts w:ascii="Arial" w:eastAsia="Arial" w:hAnsi="Arial" w:cs="Arial"/>
+          <w:b/>
+          <w:sz w:val="22"/>
+          <w:szCs w:val="22"/>
         </w:rPr>
         <w:t>SECURITY AND PRIVACY MEASURES</w:t>
       </w:r>
@@ -2945,34 +2981,7 @@
           <w:sz w:val="22"/>
           <w:szCs w:val="22"/>
         </w:rPr>
-        <w:t>-Service</w:t>
-      </w:r>
-      <w:r>
-        <w:rPr>
-          <w:rFonts w:ascii="Arial" w:eastAsia="Arial" w:hAnsi="Arial" w:cs="Arial"/>
-          <w:bCs/>
-          <w:sz w:val="22"/>
-          <w:szCs w:val="22"/>
-        </w:rPr>
-        <w:t xml:space="preserve"> </w:t>
-      </w:r>
-      <w:r>
-        <w:rPr>
-          <w:rFonts w:ascii="Arial" w:eastAsia="Arial" w:hAnsi="Arial" w:cs="Arial"/>
-          <w:bCs/>
-          <w:sz w:val="22"/>
-          <w:szCs w:val="22"/>
-        </w:rPr>
-        <w:t xml:space="preserve">web interface </w:t>
-      </w:r>
-      <w:r>
-        <w:rPr>
-          <w:rFonts w:ascii="Arial" w:eastAsia="Arial" w:hAnsi="Arial" w:cs="Arial"/>
-          <w:bCs/>
-          <w:sz w:val="22"/>
-          <w:szCs w:val="22"/>
-        </w:rPr>
-        <w:t xml:space="preserve">will produce a “Clear Auditing Trail” by creating a clear and auditable log of </w:t>
+        <w:t xml:space="preserve">-Service web interface will produce a “Clear Auditing Trail” by creating a clear and auditable log of </w:t>
       </w:r>
       <w:r>
         <w:rPr>
@@ -3100,6 +3109,8 @@
         </w:tabs>
         <w:rPr>
           <w:rFonts w:eastAsia="Arial"/>
+          <w:sz w:val="22"/>
+          <w:szCs w:val="22"/>
         </w:rPr>
       </w:pPr>
     </w:p>
@@ -3115,19 +3126,25 @@
         </w:tabs>
         <w:rPr>
           <w:rFonts w:eastAsia="Arial"/>
-        </w:rPr>
-      </w:pPr>
-      <w:r>
-        <w:rPr>
-          <w:rFonts w:ascii="Arial" w:eastAsia="Arial" w:hAnsi="Arial" w:cs="Arial"/>
-          <w:b/>
-          <w:bCs/>
+          <w:sz w:val="22"/>
+          <w:szCs w:val="22"/>
+        </w:rPr>
+      </w:pPr>
+      <w:r>
+        <w:rPr>
+          <w:rFonts w:ascii="Arial" w:eastAsia="Arial" w:hAnsi="Arial" w:cs="Arial"/>
+          <w:b/>
+          <w:bCs/>
+          <w:sz w:val="22"/>
+          <w:szCs w:val="22"/>
         </w:rPr>
         <w:t>PERFORMANCE</w:t>
       </w:r>
       <w:r>
         <w:rPr>
           <w:rFonts w:eastAsia="Arial"/>
+          <w:sz w:val="22"/>
+          <w:szCs w:val="22"/>
         </w:rPr>
         <w:t>:</w:t>
       </w:r>
@@ -3140,6 +3157,8 @@
         <w:ind w:left="360"/>
         <w:rPr>
           <w:rFonts w:eastAsia="Arial"/>
+          <w:sz w:val="22"/>
+          <w:szCs w:val="22"/>
         </w:rPr>
       </w:pPr>
     </w:p>
@@ -3155,13 +3174,17 @@
         </w:tabs>
         <w:rPr>
           <w:rFonts w:ascii="Arial" w:eastAsia="Arial" w:hAnsi="Arial" w:cs="Arial"/>
-        </w:rPr>
-      </w:pPr>
-      <w:r>
-        <w:rPr>
-          <w:rFonts w:ascii="Arial" w:eastAsia="Arial" w:hAnsi="Arial" w:cs="Arial"/>
-          <w:b/>
-          <w:bCs/>
+          <w:sz w:val="22"/>
+          <w:szCs w:val="22"/>
+        </w:rPr>
+      </w:pPr>
+      <w:r>
+        <w:rPr>
+          <w:rFonts w:ascii="Arial" w:eastAsia="Arial" w:hAnsi="Arial" w:cs="Arial"/>
+          <w:b/>
+          <w:bCs/>
+          <w:sz w:val="22"/>
+          <w:szCs w:val="22"/>
         </w:rPr>
         <w:t xml:space="preserve">Browser </w:t>
       </w:r>
@@ -3170,24 +3193,32 @@
           <w:rFonts w:ascii="Arial" w:eastAsia="Arial" w:hAnsi="Arial" w:cs="Arial"/>
           <w:b/>
           <w:bCs/>
+          <w:sz w:val="22"/>
+          <w:szCs w:val="22"/>
         </w:rPr>
         <w:t>Caching</w:t>
       </w:r>
       <w:r>
         <w:rPr>
           <w:rFonts w:ascii="Arial" w:eastAsia="Arial" w:hAnsi="Arial" w:cs="Arial"/>
+          <w:sz w:val="22"/>
+          <w:szCs w:val="22"/>
         </w:rPr>
         <w:t>: To</w:t>
       </w:r>
       <w:r>
         <w:rPr>
           <w:rFonts w:ascii="Arial" w:eastAsia="Arial" w:hAnsi="Arial" w:cs="Arial"/>
+          <w:sz w:val="22"/>
+          <w:szCs w:val="22"/>
         </w:rPr>
         <w:t xml:space="preserve"> ensure that the webpage performance remains optimal</w:t>
       </w:r>
       <w:r>
         <w:rPr>
           <w:rFonts w:ascii="Arial" w:eastAsia="Arial" w:hAnsi="Arial" w:cs="Arial"/>
+          <w:sz w:val="22"/>
+          <w:szCs w:val="22"/>
         </w:rPr>
         <w:t>, browser caching will be configured to store all the static assets such as images locally to reduce the need for re-download in future visits, making the webpage run smoother and faster.</w:t>
       </w:r>
@@ -3204,49 +3235,65 @@
         </w:tabs>
         <w:rPr>
           <w:rFonts w:ascii="Arial" w:eastAsia="Arial" w:hAnsi="Arial" w:cs="Arial"/>
-        </w:rPr>
-      </w:pPr>
-      <w:r>
-        <w:rPr>
-          <w:rFonts w:ascii="Arial" w:eastAsia="Arial" w:hAnsi="Arial" w:cs="Arial"/>
-          <w:b/>
-          <w:bCs/>
+          <w:sz w:val="22"/>
+          <w:szCs w:val="22"/>
+        </w:rPr>
+      </w:pPr>
+      <w:r>
+        <w:rPr>
+          <w:rFonts w:ascii="Arial" w:eastAsia="Arial" w:hAnsi="Arial" w:cs="Arial"/>
+          <w:b/>
+          <w:bCs/>
+          <w:sz w:val="22"/>
+          <w:szCs w:val="22"/>
         </w:rPr>
         <w:t>Quick Server Response Time</w:t>
       </w:r>
       <w:r>
         <w:rPr>
           <w:rFonts w:ascii="Arial" w:eastAsia="Arial" w:hAnsi="Arial" w:cs="Arial"/>
+          <w:sz w:val="22"/>
+          <w:szCs w:val="22"/>
         </w:rPr>
         <w:t xml:space="preserve">: Altering the server configuration </w:t>
       </w:r>
       <w:r>
         <w:rPr>
           <w:rFonts w:ascii="Arial" w:eastAsia="Arial" w:hAnsi="Arial" w:cs="Arial"/>
+          <w:sz w:val="22"/>
+          <w:szCs w:val="22"/>
         </w:rPr>
         <w:t>and</w:t>
       </w:r>
       <w:r>
         <w:rPr>
           <w:rFonts w:ascii="Arial" w:eastAsia="Arial" w:hAnsi="Arial" w:cs="Arial"/>
+          <w:sz w:val="22"/>
+          <w:szCs w:val="22"/>
         </w:rPr>
         <w:t xml:space="preserve"> ensuring sufficient load balancing services are available to handle traffic and </w:t>
       </w:r>
       <w:r>
         <w:rPr>
           <w:rFonts w:ascii="Arial" w:eastAsia="Arial" w:hAnsi="Arial" w:cs="Arial"/>
+          <w:sz w:val="22"/>
+          <w:szCs w:val="22"/>
         </w:rPr>
         <w:t>sudden spikes in usage</w:t>
       </w:r>
       <w:r>
         <w:rPr>
           <w:rFonts w:ascii="Arial" w:eastAsia="Arial" w:hAnsi="Arial" w:cs="Arial"/>
+          <w:sz w:val="22"/>
+          <w:szCs w:val="22"/>
         </w:rPr>
         <w:t>. The timeframe for core operations such as logging in, viewing table status and placing orders will be designed to respond within 2 seconds to ensure staff efficiency and a smoother workflow. Regular</w:t>
       </w:r>
       <w:r>
         <w:rPr>
           <w:rFonts w:ascii="Arial" w:eastAsia="Arial" w:hAnsi="Arial" w:cs="Arial"/>
+          <w:sz w:val="22"/>
+          <w:szCs w:val="22"/>
         </w:rPr>
         <w:t xml:space="preserve"> monitoring of the server response times will ensure immediate elimination of any disruptions/blockages causing the server to slow down.</w:t>
       </w:r>
@@ -3263,31 +3310,41 @@
         </w:tabs>
         <w:rPr>
           <w:rFonts w:ascii="Arial" w:eastAsia="Arial" w:hAnsi="Arial" w:cs="Arial"/>
-        </w:rPr>
-      </w:pPr>
-      <w:r>
-        <w:rPr>
-          <w:rFonts w:ascii="Arial" w:eastAsia="Arial" w:hAnsi="Arial" w:cs="Arial"/>
-          <w:b/>
-          <w:bCs/>
+          <w:sz w:val="22"/>
+          <w:szCs w:val="22"/>
+        </w:rPr>
+      </w:pPr>
+      <w:r>
+        <w:rPr>
+          <w:rFonts w:ascii="Arial" w:eastAsia="Arial" w:hAnsi="Arial" w:cs="Arial"/>
+          <w:b/>
+          <w:bCs/>
+          <w:sz w:val="22"/>
+          <w:szCs w:val="22"/>
         </w:rPr>
         <w:t>Cross Testing Browser and Device Compatibility</w:t>
       </w:r>
       <w:r>
         <w:rPr>
           <w:rFonts w:ascii="Arial" w:eastAsia="Arial" w:hAnsi="Arial" w:cs="Arial"/>
+          <w:sz w:val="22"/>
+          <w:szCs w:val="22"/>
         </w:rPr>
         <w:t xml:space="preserve">: Testing that our website is compatible across multiple devices and browsers is critical to reduce any potential bottlenecks </w:t>
       </w:r>
       <w:r>
         <w:rPr>
           <w:rFonts w:ascii="Arial" w:eastAsia="Arial" w:hAnsi="Arial" w:cs="Arial"/>
+          <w:sz w:val="22"/>
+          <w:szCs w:val="22"/>
         </w:rPr>
         <w:t>in</w:t>
       </w:r>
       <w:r>
         <w:rPr>
           <w:rFonts w:ascii="Arial" w:eastAsia="Arial" w:hAnsi="Arial" w:cs="Arial"/>
+          <w:sz w:val="22"/>
+          <w:szCs w:val="22"/>
         </w:rPr>
         <w:t xml:space="preserve"> the service. To ensure this we will run Cross Broser Testing and cross device testing to check if the website’s rendering status across multiple OS combinations.</w:t>
       </w:r>
@@ -3304,19 +3361,25 @@
         </w:tabs>
         <w:rPr>
           <w:rFonts w:ascii="Arial" w:eastAsia="Arial" w:hAnsi="Arial" w:cs="Arial"/>
-        </w:rPr>
-      </w:pPr>
-      <w:r>
-        <w:rPr>
-          <w:rFonts w:ascii="Arial" w:eastAsia="Arial" w:hAnsi="Arial" w:cs="Arial"/>
-          <w:b/>
-          <w:bCs/>
+          <w:sz w:val="22"/>
+          <w:szCs w:val="22"/>
+        </w:rPr>
+      </w:pPr>
+      <w:r>
+        <w:rPr>
+          <w:rFonts w:ascii="Arial" w:eastAsia="Arial" w:hAnsi="Arial" w:cs="Arial"/>
+          <w:b/>
+          <w:bCs/>
+          <w:sz w:val="22"/>
+          <w:szCs w:val="22"/>
         </w:rPr>
         <w:t>Speculative loading</w:t>
       </w:r>
       <w:r>
         <w:rPr>
           <w:rFonts w:ascii="Arial" w:eastAsia="Arial" w:hAnsi="Arial" w:cs="Arial"/>
+          <w:sz w:val="22"/>
+          <w:szCs w:val="22"/>
         </w:rPr>
         <w:t>: This practice will allow for all the predetermined navigation actions (</w:t>
       </w:r>
@@ -3324,6 +3387,8 @@
       <w:r>
         <w:rPr>
           <w:rFonts w:ascii="Arial" w:eastAsia="Arial" w:hAnsi="Arial" w:cs="Arial"/>
+          <w:sz w:val="22"/>
+          <w:szCs w:val="22"/>
         </w:rPr>
         <w:t>eg</w:t>
       </w:r>
@@ -3331,36 +3396,48 @@
       <w:r>
         <w:rPr>
           <w:rFonts w:ascii="Arial" w:eastAsia="Arial" w:hAnsi="Arial" w:cs="Arial"/>
+          <w:sz w:val="22"/>
+          <w:szCs w:val="22"/>
         </w:rPr>
         <w:t xml:space="preserve"> DNS fetching resources, images or documents) before the user </w:t>
       </w:r>
       <w:r>
         <w:rPr>
           <w:rFonts w:ascii="Arial" w:eastAsia="Arial" w:hAnsi="Arial" w:cs="Arial"/>
+          <w:sz w:val="22"/>
+          <w:szCs w:val="22"/>
         </w:rPr>
         <w:t>access</w:t>
       </w:r>
       <w:r>
         <w:rPr>
           <w:rFonts w:ascii="Arial" w:eastAsia="Arial" w:hAnsi="Arial" w:cs="Arial"/>
+          <w:sz w:val="22"/>
+          <w:szCs w:val="22"/>
         </w:rPr>
         <w:t xml:space="preserve"> those pages, using predictive analytics to figure out the page the user or admin is most </w:t>
       </w:r>
       <w:r>
         <w:rPr>
           <w:rFonts w:ascii="Arial" w:eastAsia="Arial" w:hAnsi="Arial" w:cs="Arial"/>
+          <w:sz w:val="22"/>
+          <w:szCs w:val="22"/>
         </w:rPr>
         <w:t>likely</w:t>
       </w:r>
       <w:r>
         <w:rPr>
           <w:rFonts w:ascii="Arial" w:eastAsia="Arial" w:hAnsi="Arial" w:cs="Arial"/>
+          <w:sz w:val="22"/>
+          <w:szCs w:val="22"/>
         </w:rPr>
         <w:t xml:space="preserve"> to visit next. This will pre-emptively speed up the performance of the webpage thus preventing the customers interacting with a frustrating, slow webpage and </w:t>
       </w:r>
       <w:r>
         <w:rPr>
           <w:rFonts w:ascii="Arial" w:eastAsia="Arial" w:hAnsi="Arial" w:cs="Arial"/>
+          <w:sz w:val="22"/>
+          <w:szCs w:val="22"/>
         </w:rPr>
         <w:t>potentially losing customers/sales.</w:t>
       </w:r>
@@ -3377,13 +3454,17 @@
         </w:tabs>
         <w:rPr>
           <w:rFonts w:ascii="Arial" w:eastAsia="Arial" w:hAnsi="Arial" w:cs="Arial"/>
-        </w:rPr>
-      </w:pPr>
-      <w:r>
-        <w:rPr>
-          <w:rFonts w:ascii="Arial" w:eastAsia="Arial" w:hAnsi="Arial" w:cs="Arial"/>
-          <w:b/>
-          <w:bCs/>
+          <w:sz w:val="22"/>
+          <w:szCs w:val="22"/>
+        </w:rPr>
+      </w:pPr>
+      <w:r>
+        <w:rPr>
+          <w:rFonts w:ascii="Arial" w:eastAsia="Arial" w:hAnsi="Arial" w:cs="Arial"/>
+          <w:b/>
+          <w:bCs/>
+          <w:sz w:val="22"/>
+          <w:szCs w:val="22"/>
         </w:rPr>
         <w:t xml:space="preserve">Real User </w:t>
       </w:r>
@@ -3393,6 +3474,8 @@
           <w:rFonts w:ascii="Arial" w:eastAsia="Arial" w:hAnsi="Arial" w:cs="Arial"/>
           <w:b/>
           <w:bCs/>
+          <w:sz w:val="22"/>
+          <w:szCs w:val="22"/>
         </w:rPr>
         <w:t>Monitoring(</w:t>
       </w:r>
@@ -3402,19 +3485,45 @@
           <w:rFonts w:ascii="Arial" w:eastAsia="Arial" w:hAnsi="Arial" w:cs="Arial"/>
           <w:b/>
           <w:bCs/>
-        </w:rPr>
-        <w:t>RUM)</w:t>
-      </w:r>
-      <w:r>
-        <w:rPr>
-          <w:rFonts w:ascii="Arial" w:eastAsia="Arial" w:hAnsi="Arial" w:cs="Arial"/>
-        </w:rPr>
-        <w:t xml:space="preserve"> : RUM will enable us to measure the performance of our webpage from real user machines, regardless of the user’s browser, activity or location. Capturing all performance timings which then allow us to identify and remedy potential weaknesses, loopholes </w:t>
+          <w:sz w:val="22"/>
+          <w:szCs w:val="22"/>
+        </w:rPr>
+        <w:t>RUM</w:t>
       </w:r>
       <w:proofErr w:type="gramStart"/>
       <w:r>
         <w:rPr>
           <w:rFonts w:ascii="Arial" w:eastAsia="Arial" w:hAnsi="Arial" w:cs="Arial"/>
+          <w:b/>
+          <w:bCs/>
+          <w:sz w:val="22"/>
+          <w:szCs w:val="22"/>
+        </w:rPr>
+        <w:t>)</w:t>
+      </w:r>
+      <w:r>
+        <w:rPr>
+          <w:rFonts w:ascii="Arial" w:eastAsia="Arial" w:hAnsi="Arial" w:cs="Arial"/>
+          <w:sz w:val="22"/>
+          <w:szCs w:val="22"/>
+        </w:rPr>
+        <w:t xml:space="preserve"> :</w:t>
+      </w:r>
+      <w:proofErr w:type="gramEnd"/>
+      <w:r>
+        <w:rPr>
+          <w:rFonts w:ascii="Arial" w:eastAsia="Arial" w:hAnsi="Arial" w:cs="Arial"/>
+          <w:sz w:val="22"/>
+          <w:szCs w:val="22"/>
+        </w:rPr>
+        <w:t xml:space="preserve"> RUM will enable us to measure the performance of our webpage from real user machines, regardless of the user’s browser, activity or location. Capturing all performance timings which then allow us to identify and remedy potential weaknesses, loopholes </w:t>
+      </w:r>
+      <w:proofErr w:type="gramStart"/>
+      <w:r>
+        <w:rPr>
+          <w:rFonts w:ascii="Arial" w:eastAsia="Arial" w:hAnsi="Arial" w:cs="Arial"/>
+          <w:sz w:val="22"/>
+          <w:szCs w:val="22"/>
         </w:rPr>
         <w:t>in</w:t>
       </w:r>
@@ -3422,6 +3531,8 @@
       <w:r>
         <w:rPr>
           <w:rFonts w:ascii="Arial" w:eastAsia="Arial" w:hAnsi="Arial" w:cs="Arial"/>
+          <w:sz w:val="22"/>
+          <w:szCs w:val="22"/>
         </w:rPr>
         <w:t xml:space="preserve"> the website affecting its performance.</w:t>
       </w:r>
@@ -3433,6 +3544,8 @@
         </w:tabs>
         <w:rPr>
           <w:rFonts w:ascii="Arial" w:eastAsia="Arial" w:hAnsi="Arial" w:cs="Arial"/>
+          <w:sz w:val="22"/>
+          <w:szCs w:val="22"/>
         </w:rPr>
       </w:pPr>
     </w:p>
@@ -3443,6 +3556,8 @@
         </w:tabs>
         <w:rPr>
           <w:rFonts w:ascii="Arial" w:eastAsia="Arial" w:hAnsi="Arial" w:cs="Arial"/>
+          <w:sz w:val="22"/>
+          <w:szCs w:val="22"/>
         </w:rPr>
       </w:pPr>
     </w:p>
@@ -3460,13 +3575,17 @@
           <w:rFonts w:ascii="Arial" w:eastAsia="Arial" w:hAnsi="Arial" w:cs="Arial"/>
           <w:b/>
           <w:bCs/>
-        </w:rPr>
-      </w:pPr>
-      <w:r>
-        <w:rPr>
-          <w:rFonts w:ascii="Arial" w:eastAsia="Arial" w:hAnsi="Arial" w:cs="Arial"/>
-          <w:b/>
-          <w:bCs/>
+          <w:sz w:val="22"/>
+          <w:szCs w:val="22"/>
+        </w:rPr>
+      </w:pPr>
+      <w:r>
+        <w:rPr>
+          <w:rFonts w:ascii="Arial" w:eastAsia="Arial" w:hAnsi="Arial" w:cs="Arial"/>
+          <w:b/>
+          <w:bCs/>
+          <w:sz w:val="22"/>
+          <w:szCs w:val="22"/>
         </w:rPr>
         <w:t>RELIABILITY</w:t>
       </w:r>
@@ -3481,6 +3600,8 @@
           <w:rFonts w:ascii="Arial" w:eastAsia="Arial" w:hAnsi="Arial" w:cs="Arial"/>
           <w:b/>
           <w:bCs/>
+          <w:sz w:val="22"/>
+          <w:szCs w:val="22"/>
         </w:rPr>
       </w:pPr>
     </w:p>
@@ -3496,19 +3617,25 @@
         </w:tabs>
         <w:rPr>
           <w:rFonts w:ascii="Arial" w:eastAsia="Arial" w:hAnsi="Arial" w:cs="Arial"/>
-        </w:rPr>
-      </w:pPr>
-      <w:r>
-        <w:rPr>
-          <w:rFonts w:ascii="Arial" w:eastAsia="Arial" w:hAnsi="Arial" w:cs="Arial"/>
-          <w:b/>
-          <w:bCs/>
+          <w:sz w:val="22"/>
+          <w:szCs w:val="22"/>
+        </w:rPr>
+      </w:pPr>
+      <w:r>
+        <w:rPr>
+          <w:rFonts w:ascii="Arial" w:eastAsia="Arial" w:hAnsi="Arial" w:cs="Arial"/>
+          <w:b/>
+          <w:bCs/>
+          <w:sz w:val="22"/>
+          <w:szCs w:val="22"/>
         </w:rPr>
         <w:t>Timely Software Updates</w:t>
       </w:r>
       <w:r>
         <w:rPr>
           <w:rFonts w:ascii="Arial" w:eastAsia="Arial" w:hAnsi="Arial" w:cs="Arial"/>
+          <w:sz w:val="22"/>
+          <w:szCs w:val="22"/>
         </w:rPr>
         <w:t>: Ensuring that the website software, plugins and the themes are updated with the latest security patches, making sure that the website isn’t open to any potential vulnerabilities.</w:t>
       </w:r>
@@ -3525,31 +3652,33 @@
         </w:tabs>
         <w:rPr>
           <w:rFonts w:ascii="Arial" w:eastAsia="Arial" w:hAnsi="Arial" w:cs="Arial"/>
-        </w:rPr>
-      </w:pPr>
-      <w:r>
-        <w:rPr>
-          <w:rFonts w:ascii="Arial" w:eastAsia="Arial" w:hAnsi="Arial" w:cs="Arial"/>
-          <w:b/>
-          <w:bCs/>
+          <w:sz w:val="22"/>
+          <w:szCs w:val="22"/>
+        </w:rPr>
+      </w:pPr>
+      <w:r>
+        <w:rPr>
+          <w:rFonts w:ascii="Arial" w:eastAsia="Arial" w:hAnsi="Arial" w:cs="Arial"/>
+          <w:b/>
+          <w:bCs/>
+          <w:sz w:val="22"/>
+          <w:szCs w:val="22"/>
         </w:rPr>
         <w:t>Transparency</w:t>
       </w:r>
       <w:r>
         <w:rPr>
           <w:rFonts w:ascii="Arial" w:eastAsia="Arial" w:hAnsi="Arial" w:cs="Arial"/>
-        </w:rPr>
-        <w:t>:</w:t>
-      </w:r>
-      <w:r>
-        <w:rPr>
-          <w:rFonts w:ascii="Arial" w:eastAsia="Arial" w:hAnsi="Arial" w:cs="Arial"/>
-        </w:rPr>
-        <w:t xml:space="preserve"> Our website will state the business practices clearly and upfront with policies, terms and </w:t>
-      </w:r>
-      <w:r>
-        <w:rPr>
-          <w:rFonts w:ascii="Arial" w:eastAsia="Arial" w:hAnsi="Arial" w:cs="Arial"/>
+          <w:sz w:val="22"/>
+          <w:szCs w:val="22"/>
+        </w:rPr>
+        <w:t xml:space="preserve">: Our website will state the business practices clearly and upfront with policies, terms and </w:t>
+      </w:r>
+      <w:r>
+        <w:rPr>
+          <w:rFonts w:ascii="Arial" w:eastAsia="Arial" w:hAnsi="Arial" w:cs="Arial"/>
+          <w:sz w:val="22"/>
+          <w:szCs w:val="22"/>
         </w:rPr>
         <w:t xml:space="preserve">practices relevant to how customer data is handled when the orders are </w:t>
       </w:r>
@@ -3557,6 +3686,8 @@
       <w:r>
         <w:rPr>
           <w:rFonts w:ascii="Arial" w:eastAsia="Arial" w:hAnsi="Arial" w:cs="Arial"/>
+          <w:sz w:val="22"/>
+          <w:szCs w:val="22"/>
         </w:rPr>
         <w:t>placed</w:t>
       </w:r>
@@ -3564,8 +3695,26 @@
       <w:r>
         <w:rPr>
           <w:rFonts w:ascii="Arial" w:eastAsia="Arial" w:hAnsi="Arial" w:cs="Arial"/>
-        </w:rPr>
-        <w:t xml:space="preserve"> or tables are reserved. This includes order information, table preferences and staff login credentials are stored and protected. This openness helps build user trust and contributes to reliability.</w:t>
+          <w:sz w:val="22"/>
+          <w:szCs w:val="22"/>
+        </w:rPr>
+        <w:t xml:space="preserve"> or tables are reserved. This includes order information, table preferences and staff login credentials are stored and protected. This openness helps build </w:t>
+      </w:r>
+      <w:r>
+        <w:rPr>
+          <w:rFonts w:ascii="Arial" w:eastAsia="Arial" w:hAnsi="Arial" w:cs="Arial"/>
+          <w:sz w:val="22"/>
+          <w:szCs w:val="22"/>
+        </w:rPr>
+        <w:t xml:space="preserve">our </w:t>
+      </w:r>
+      <w:r>
+        <w:rPr>
+          <w:rFonts w:ascii="Arial" w:eastAsia="Arial" w:hAnsi="Arial" w:cs="Arial"/>
+          <w:sz w:val="22"/>
+          <w:szCs w:val="22"/>
+        </w:rPr>
+        <w:t>user trust and contributes to reliability.</w:t>
       </w:r>
     </w:p>
     <w:p>
@@ -3580,19 +3729,25 @@
         </w:tabs>
         <w:rPr>
           <w:rFonts w:ascii="Arial" w:eastAsia="Arial" w:hAnsi="Arial" w:cs="Arial"/>
-        </w:rPr>
-      </w:pPr>
-      <w:r>
-        <w:rPr>
-          <w:rFonts w:ascii="Arial" w:eastAsia="Arial" w:hAnsi="Arial" w:cs="Arial"/>
-          <w:b/>
-          <w:bCs/>
+          <w:sz w:val="22"/>
+          <w:szCs w:val="22"/>
+        </w:rPr>
+      </w:pPr>
+      <w:r>
+        <w:rPr>
+          <w:rFonts w:ascii="Arial" w:eastAsia="Arial" w:hAnsi="Arial" w:cs="Arial"/>
+          <w:b/>
+          <w:bCs/>
+          <w:sz w:val="22"/>
+          <w:szCs w:val="22"/>
         </w:rPr>
         <w:t>Component Isolation</w:t>
       </w:r>
       <w:r>
         <w:rPr>
           <w:rFonts w:ascii="Arial" w:eastAsia="Arial" w:hAnsi="Arial" w:cs="Arial"/>
+          <w:sz w:val="22"/>
+          <w:szCs w:val="22"/>
         </w:rPr>
         <w:t xml:space="preserve">: The components will be isolated so that if one microservice </w:t>
       </w:r>
@@ -3600,6 +3755,8 @@
       <w:r>
         <w:rPr>
           <w:rFonts w:ascii="Arial" w:eastAsia="Arial" w:hAnsi="Arial" w:cs="Arial"/>
+          <w:sz w:val="22"/>
+          <w:szCs w:val="22"/>
         </w:rPr>
         <w:t>fails(</w:t>
       </w:r>
@@ -3608,6 +3765,8 @@
       <w:r>
         <w:rPr>
           <w:rFonts w:ascii="Arial" w:eastAsia="Arial" w:hAnsi="Arial" w:cs="Arial"/>
+          <w:sz w:val="22"/>
+          <w:szCs w:val="22"/>
         </w:rPr>
         <w:t>eg</w:t>
       </w:r>
@@ -3615,6 +3774,8 @@
       <w:r>
         <w:rPr>
           <w:rFonts w:ascii="Arial" w:eastAsia="Arial" w:hAnsi="Arial" w:cs="Arial"/>
+          <w:sz w:val="22"/>
+          <w:szCs w:val="22"/>
         </w:rPr>
         <w:t xml:space="preserve">: notifications) the rest of the system continues to operate as usual avoiding a total server downtime. Dedicated Resources to each microservice will help prevent resource conflict. </w:t>
       </w:r>
@@ -3631,27 +3792,2530 @@
         </w:tabs>
         <w:rPr>
           <w:rFonts w:ascii="Arial" w:eastAsia="Arial" w:hAnsi="Arial" w:cs="Arial"/>
-        </w:rPr>
-      </w:pPr>
-      <w:r>
-        <w:rPr>
-          <w:rFonts w:ascii="Arial" w:eastAsia="Arial" w:hAnsi="Arial" w:cs="Arial"/>
-          <w:b/>
-          <w:bCs/>
+          <w:sz w:val="22"/>
+          <w:szCs w:val="22"/>
+        </w:rPr>
+      </w:pPr>
+      <w:r>
+        <w:rPr>
+          <w:rFonts w:ascii="Arial" w:eastAsia="Arial" w:hAnsi="Arial" w:cs="Arial"/>
+          <w:b/>
+          <w:bCs/>
+          <w:sz w:val="22"/>
+          <w:szCs w:val="22"/>
         </w:rPr>
         <w:t>API Fallback Mechanism</w:t>
       </w:r>
       <w:r>
         <w:rPr>
           <w:rFonts w:ascii="Arial" w:eastAsia="Arial" w:hAnsi="Arial" w:cs="Arial"/>
+          <w:sz w:val="22"/>
+          <w:szCs w:val="22"/>
         </w:rPr>
         <w:t>:  Having an API Fallback Mechanism in place will ensure that our web page will keep functioning without crashing even after a failed API call. This minimizes the impact of service outage when it comes to customers using the service.</w:t>
       </w:r>
     </w:p>
+    <w:p>
+      <w:pPr>
+        <w:pStyle w:val="ListParagraph"/>
+        <w:numPr>
+          <w:ilvl w:val="0"/>
+          <w:numId w:val="18"/>
+        </w:numPr>
+        <w:tabs>
+          <w:tab w:val="left" w:pos="6771"/>
+        </w:tabs>
+        <w:rPr>
+          <w:rFonts w:ascii="Arial" w:eastAsia="Arial" w:hAnsi="Arial" w:cs="Arial"/>
+          <w:sz w:val="22"/>
+          <w:szCs w:val="22"/>
+        </w:rPr>
+      </w:pPr>
+      <w:r>
+        <w:rPr>
+          <w:rFonts w:ascii="Arial" w:eastAsia="Arial" w:hAnsi="Arial" w:cs="Arial"/>
+          <w:b/>
+          <w:bCs/>
+          <w:sz w:val="22"/>
+          <w:szCs w:val="22"/>
+        </w:rPr>
+        <w:t>Data Redundancy and Backups:</w:t>
+      </w:r>
+      <w:r>
+        <w:rPr>
+          <w:rFonts w:ascii="Arial" w:eastAsia="Arial" w:hAnsi="Arial" w:cs="Arial"/>
+          <w:sz w:val="22"/>
+          <w:szCs w:val="22"/>
+        </w:rPr>
+        <w:t xml:space="preserve"> </w:t>
+      </w:r>
+      <w:r>
+        <w:rPr>
+          <w:rFonts w:ascii="Arial" w:eastAsia="Arial" w:hAnsi="Arial" w:cs="Arial"/>
+          <w:sz w:val="22"/>
+          <w:szCs w:val="22"/>
+        </w:rPr>
+        <w:t>The system will perform regular backups of order data, table reservations, and staff login logs to ensure that no information is lost in the event of a crash or technical failure. Backups will be stored securely on cloud storage and can be automatically restored if needed. This ensures that operations can resume quickly without major disruption, maintaining reliability during unexpected data loss or system errors.</w:t>
+      </w:r>
+    </w:p>
+    <w:p>
+      <w:pPr>
+        <w:tabs>
+          <w:tab w:val="left" w:pos="6771"/>
+        </w:tabs>
+        <w:rPr>
+          <w:rFonts w:ascii="Arial" w:eastAsia="Arial" w:hAnsi="Arial" w:cs="Arial"/>
+          <w:sz w:val="22"/>
+          <w:szCs w:val="22"/>
+        </w:rPr>
+      </w:pPr>
+    </w:p>
+    <w:p>
+      <w:pPr>
+        <w:tabs>
+          <w:tab w:val="left" w:pos="6771"/>
+        </w:tabs>
+        <w:rPr>
+          <w:rFonts w:ascii="Arial" w:eastAsia="Arial" w:hAnsi="Arial" w:cs="Arial"/>
+          <w:sz w:val="22"/>
+          <w:szCs w:val="22"/>
+        </w:rPr>
+      </w:pPr>
+    </w:p>
+    <w:p>
+      <w:pPr>
+        <w:pStyle w:val="ListParagraph"/>
+        <w:numPr>
+          <w:ilvl w:val="0"/>
+          <w:numId w:val="11"/>
+        </w:numPr>
+        <w:tabs>
+          <w:tab w:val="left" w:pos="6771"/>
+        </w:tabs>
+        <w:rPr>
+          <w:rFonts w:ascii="Arial" w:eastAsia="Arial" w:hAnsi="Arial" w:cs="Arial"/>
+          <w:b/>
+          <w:bCs/>
+          <w:sz w:val="22"/>
+          <w:szCs w:val="22"/>
+        </w:rPr>
+      </w:pPr>
+      <w:r>
+        <w:rPr>
+          <w:rFonts w:ascii="Arial" w:eastAsia="Arial" w:hAnsi="Arial" w:cs="Arial"/>
+          <w:b/>
+          <w:bCs/>
+          <w:sz w:val="22"/>
+          <w:szCs w:val="22"/>
+        </w:rPr>
+        <w:t>SCALABILITY</w:t>
+      </w:r>
+    </w:p>
+    <w:p>
+      <w:pPr>
+        <w:pStyle w:val="ListParagraph"/>
+        <w:tabs>
+          <w:tab w:val="left" w:pos="6771"/>
+        </w:tabs>
+        <w:rPr>
+          <w:rFonts w:ascii="Arial" w:eastAsia="Arial" w:hAnsi="Arial" w:cs="Arial"/>
+          <w:sz w:val="22"/>
+          <w:szCs w:val="22"/>
+        </w:rPr>
+      </w:pPr>
+    </w:p>
+    <w:p>
+      <w:pPr>
+        <w:pStyle w:val="ListParagraph"/>
+        <w:numPr>
+          <w:ilvl w:val="0"/>
+          <w:numId w:val="19"/>
+        </w:numPr>
+        <w:tabs>
+          <w:tab w:val="left" w:pos="6771"/>
+        </w:tabs>
+        <w:rPr>
+          <w:rFonts w:ascii="Arial" w:eastAsia="Arial" w:hAnsi="Arial" w:cs="Arial"/>
+          <w:sz w:val="22"/>
+          <w:szCs w:val="22"/>
+        </w:rPr>
+      </w:pPr>
+      <w:r>
+        <w:rPr>
+          <w:rFonts w:ascii="Arial" w:eastAsia="Arial" w:hAnsi="Arial" w:cs="Arial"/>
+          <w:b/>
+          <w:bCs/>
+          <w:sz w:val="22"/>
+          <w:szCs w:val="22"/>
+        </w:rPr>
+        <w:t>Microservices-Based Design:</w:t>
+      </w:r>
+      <w:r>
+        <w:rPr>
+          <w:rFonts w:ascii="Arial" w:eastAsia="Arial" w:hAnsi="Arial" w:cs="Arial"/>
+          <w:sz w:val="22"/>
+          <w:szCs w:val="22"/>
+        </w:rPr>
+        <w:br/>
+        <w:t xml:space="preserve">The </w:t>
+      </w:r>
+      <w:proofErr w:type="spellStart"/>
+      <w:r>
+        <w:rPr>
+          <w:rFonts w:ascii="Arial" w:eastAsia="Arial" w:hAnsi="Arial" w:cs="Arial"/>
+          <w:sz w:val="22"/>
+          <w:szCs w:val="22"/>
+        </w:rPr>
+        <w:t>CloudTables</w:t>
+      </w:r>
+      <w:proofErr w:type="spellEnd"/>
+      <w:r>
+        <w:rPr>
+          <w:rFonts w:ascii="Arial" w:eastAsia="Arial" w:hAnsi="Arial" w:cs="Arial"/>
+          <w:sz w:val="22"/>
+          <w:szCs w:val="22"/>
+        </w:rPr>
+        <w:t xml:space="preserve">-Service subsystem </w:t>
+      </w:r>
+      <w:r>
+        <w:rPr>
+          <w:rFonts w:ascii="Arial" w:eastAsia="Arial" w:hAnsi="Arial" w:cs="Arial"/>
+          <w:sz w:val="22"/>
+          <w:szCs w:val="22"/>
+        </w:rPr>
+        <w:t>will be</w:t>
+      </w:r>
+      <w:r>
+        <w:rPr>
+          <w:rFonts w:ascii="Arial" w:eastAsia="Arial" w:hAnsi="Arial" w:cs="Arial"/>
+          <w:sz w:val="22"/>
+          <w:szCs w:val="22"/>
+        </w:rPr>
+        <w:t xml:space="preserve"> built using a microservices architecture, where each feature like Table Management, </w:t>
+      </w:r>
+      <w:r>
+        <w:rPr>
+          <w:rFonts w:ascii="Arial" w:eastAsia="Arial" w:hAnsi="Arial" w:cs="Arial"/>
+          <w:sz w:val="22"/>
+          <w:szCs w:val="22"/>
+        </w:rPr>
+        <w:t>o</w:t>
+      </w:r>
+      <w:r>
+        <w:rPr>
+          <w:rFonts w:ascii="Arial" w:eastAsia="Arial" w:hAnsi="Arial" w:cs="Arial"/>
+          <w:sz w:val="22"/>
+          <w:szCs w:val="22"/>
+        </w:rPr>
+        <w:t xml:space="preserve">rder </w:t>
+      </w:r>
+      <w:r>
+        <w:rPr>
+          <w:rFonts w:ascii="Arial" w:eastAsia="Arial" w:hAnsi="Arial" w:cs="Arial"/>
+          <w:sz w:val="22"/>
+          <w:szCs w:val="22"/>
+        </w:rPr>
+        <w:t>m</w:t>
+      </w:r>
+      <w:r>
+        <w:rPr>
+          <w:rFonts w:ascii="Arial" w:eastAsia="Arial" w:hAnsi="Arial" w:cs="Arial"/>
+          <w:sz w:val="22"/>
+          <w:szCs w:val="22"/>
+        </w:rPr>
+        <w:t xml:space="preserve">anagement, and </w:t>
+      </w:r>
+      <w:r>
+        <w:rPr>
+          <w:rFonts w:ascii="Arial" w:eastAsia="Arial" w:hAnsi="Arial" w:cs="Arial"/>
+          <w:sz w:val="22"/>
+          <w:szCs w:val="22"/>
+        </w:rPr>
+        <w:t>n</w:t>
+      </w:r>
+      <w:r>
+        <w:rPr>
+          <w:rFonts w:ascii="Arial" w:eastAsia="Arial" w:hAnsi="Arial" w:cs="Arial"/>
+          <w:sz w:val="22"/>
+          <w:szCs w:val="22"/>
+        </w:rPr>
+        <w:t>otifications operates as an independent service. This allows each component to scale separately based on its own traffic and usage demands, improving efficiency and making the system easier to maintain.</w:t>
+      </w:r>
+    </w:p>
+    <w:p>
+      <w:pPr>
+        <w:pStyle w:val="ListParagraph"/>
+        <w:numPr>
+          <w:ilvl w:val="0"/>
+          <w:numId w:val="19"/>
+        </w:numPr>
+        <w:tabs>
+          <w:tab w:val="left" w:pos="6771"/>
+        </w:tabs>
+        <w:rPr>
+          <w:rFonts w:ascii="Arial" w:eastAsia="Arial" w:hAnsi="Arial" w:cs="Arial"/>
+          <w:sz w:val="22"/>
+          <w:szCs w:val="22"/>
+        </w:rPr>
+      </w:pPr>
+      <w:r>
+        <w:rPr>
+          <w:rFonts w:ascii="Arial" w:eastAsia="Arial" w:hAnsi="Arial" w:cs="Arial"/>
+          <w:b/>
+          <w:bCs/>
+          <w:sz w:val="22"/>
+          <w:szCs w:val="22"/>
+        </w:rPr>
+        <w:t>Horizontal Scaling:</w:t>
+      </w:r>
+      <w:r>
+        <w:rPr>
+          <w:rFonts w:ascii="Arial" w:eastAsia="Arial" w:hAnsi="Arial" w:cs="Arial"/>
+          <w:sz w:val="22"/>
+          <w:szCs w:val="22"/>
+        </w:rPr>
+        <w:br/>
+        <w:t xml:space="preserve">During peak hours (e., lunch or dinner rush), multiple instances of key microservices can be </w:t>
+      </w:r>
+      <w:r>
+        <w:rPr>
+          <w:rFonts w:ascii="Arial" w:eastAsia="Arial" w:hAnsi="Arial" w:cs="Arial"/>
+          <w:sz w:val="22"/>
+          <w:szCs w:val="22"/>
+        </w:rPr>
+        <w:t>deployed</w:t>
+      </w:r>
+      <w:r>
+        <w:rPr>
+          <w:rFonts w:ascii="Arial" w:eastAsia="Arial" w:hAnsi="Arial" w:cs="Arial"/>
+          <w:sz w:val="22"/>
+          <w:szCs w:val="22"/>
+        </w:rPr>
+        <w:t xml:space="preserve"> to handle a higher load. This ensures the system can support more simultaneous users without slowing down or crashing</w:t>
+      </w:r>
+      <w:r>
+        <w:rPr>
+          <w:rFonts w:ascii="Arial" w:eastAsia="Arial" w:hAnsi="Arial" w:cs="Arial"/>
+          <w:sz w:val="22"/>
+          <w:szCs w:val="22"/>
+        </w:rPr>
+        <w:t xml:space="preserve"> </w:t>
+      </w:r>
+      <w:r>
+        <w:rPr>
+          <w:rFonts w:ascii="Arial" w:eastAsia="Arial" w:hAnsi="Arial" w:cs="Arial"/>
+          <w:sz w:val="22"/>
+          <w:szCs w:val="22"/>
+        </w:rPr>
+        <w:t>and can automatically scale back down during off</w:t>
+      </w:r>
+      <w:r>
+        <w:rPr>
+          <w:rFonts w:ascii="Arial" w:eastAsia="Arial" w:hAnsi="Arial" w:cs="Arial"/>
+          <w:sz w:val="22"/>
+          <w:szCs w:val="22"/>
+        </w:rPr>
+        <w:t xml:space="preserve"> </w:t>
+      </w:r>
+      <w:r>
+        <w:rPr>
+          <w:rFonts w:ascii="Arial" w:eastAsia="Arial" w:hAnsi="Arial" w:cs="Arial"/>
+          <w:sz w:val="22"/>
+          <w:szCs w:val="22"/>
+        </w:rPr>
+        <w:t>peak times to reduce cost.</w:t>
+      </w:r>
+    </w:p>
+    <w:p>
+      <w:pPr>
+        <w:pStyle w:val="ListParagraph"/>
+        <w:numPr>
+          <w:ilvl w:val="0"/>
+          <w:numId w:val="19"/>
+        </w:numPr>
+        <w:tabs>
+          <w:tab w:val="left" w:pos="6771"/>
+        </w:tabs>
+        <w:rPr>
+          <w:rFonts w:ascii="Arial" w:eastAsia="Arial" w:hAnsi="Arial" w:cs="Arial"/>
+          <w:sz w:val="22"/>
+          <w:szCs w:val="22"/>
+        </w:rPr>
+      </w:pPr>
+      <w:r>
+        <w:rPr>
+          <w:rFonts w:ascii="Arial" w:eastAsia="Arial" w:hAnsi="Arial" w:cs="Arial"/>
+          <w:b/>
+          <w:bCs/>
+          <w:sz w:val="22"/>
+          <w:szCs w:val="22"/>
+        </w:rPr>
+        <w:t>Cloud Infrastructure:</w:t>
+      </w:r>
+      <w:r>
+        <w:rPr>
+          <w:rFonts w:ascii="Arial" w:eastAsia="Arial" w:hAnsi="Arial" w:cs="Arial"/>
+          <w:sz w:val="22"/>
+          <w:szCs w:val="22"/>
+        </w:rPr>
+        <w:br/>
+        <w:t>The subsystem is designed to be deployed on cloud platforms such as AWS or Azure, taking advantage of scalable compute power, auto-scaling groups, containerisation (Docker), and tools like Kubernetes to manage growing demands flexibly and efficiently.</w:t>
+      </w:r>
+    </w:p>
+    <w:p>
+      <w:pPr>
+        <w:pStyle w:val="ListParagraph"/>
+        <w:numPr>
+          <w:ilvl w:val="0"/>
+          <w:numId w:val="19"/>
+        </w:numPr>
+        <w:tabs>
+          <w:tab w:val="left" w:pos="6771"/>
+        </w:tabs>
+        <w:rPr>
+          <w:rFonts w:ascii="Arial" w:eastAsia="Arial" w:hAnsi="Arial" w:cs="Arial"/>
+          <w:sz w:val="22"/>
+          <w:szCs w:val="22"/>
+        </w:rPr>
+      </w:pPr>
+      <w:r>
+        <w:rPr>
+          <w:rFonts w:ascii="Arial" w:eastAsia="Arial" w:hAnsi="Arial" w:cs="Arial"/>
+          <w:b/>
+          <w:bCs/>
+          <w:sz w:val="22"/>
+          <w:szCs w:val="22"/>
+        </w:rPr>
+        <w:t>Load Balancing:</w:t>
+      </w:r>
+      <w:r>
+        <w:rPr>
+          <w:rFonts w:ascii="Arial" w:eastAsia="Arial" w:hAnsi="Arial" w:cs="Arial"/>
+          <w:sz w:val="22"/>
+          <w:szCs w:val="22"/>
+        </w:rPr>
+        <w:br/>
+        <w:t xml:space="preserve">Load balancers single server or microservice from being </w:t>
+      </w:r>
+      <w:r>
+        <w:rPr>
+          <w:rFonts w:ascii="Arial" w:eastAsia="Arial" w:hAnsi="Arial" w:cs="Arial"/>
+          <w:sz w:val="22"/>
+          <w:szCs w:val="22"/>
+        </w:rPr>
+        <w:t>overloaded thus</w:t>
+      </w:r>
+      <w:r>
+        <w:rPr>
+          <w:rFonts w:ascii="Arial" w:eastAsia="Arial" w:hAnsi="Arial" w:cs="Arial"/>
+          <w:sz w:val="22"/>
+          <w:szCs w:val="22"/>
+        </w:rPr>
+        <w:t xml:space="preserve"> improving performance</w:t>
+      </w:r>
+      <w:r>
+        <w:rPr>
+          <w:rFonts w:ascii="Arial" w:eastAsia="Arial" w:hAnsi="Arial" w:cs="Arial"/>
+          <w:sz w:val="22"/>
+          <w:szCs w:val="22"/>
+        </w:rPr>
+        <w:t xml:space="preserve">. This </w:t>
+      </w:r>
+      <w:r>
+        <w:rPr>
+          <w:rFonts w:ascii="Arial" w:eastAsia="Arial" w:hAnsi="Arial" w:cs="Arial"/>
+          <w:sz w:val="22"/>
+          <w:szCs w:val="22"/>
+        </w:rPr>
+        <w:t xml:space="preserve">will be used to evenly distribute incoming traffic across multiple service instances. This prevents any </w:t>
+      </w:r>
+      <w:r>
+        <w:rPr>
+          <w:rFonts w:ascii="Arial" w:eastAsia="Arial" w:hAnsi="Arial" w:cs="Arial"/>
+          <w:sz w:val="22"/>
+          <w:szCs w:val="22"/>
+        </w:rPr>
+        <w:t>in</w:t>
+      </w:r>
+      <w:r>
+        <w:rPr>
+          <w:rFonts w:ascii="Arial" w:eastAsia="Arial" w:hAnsi="Arial" w:cs="Arial"/>
+          <w:sz w:val="22"/>
+          <w:szCs w:val="22"/>
+        </w:rPr>
+        <w:t>stability and ensuring a smooth user experience even when traffic spikes occur.</w:t>
+      </w:r>
+    </w:p>
+    <w:p>
+      <w:pPr>
+        <w:pStyle w:val="ListParagraph"/>
+        <w:numPr>
+          <w:ilvl w:val="0"/>
+          <w:numId w:val="19"/>
+        </w:numPr>
+        <w:tabs>
+          <w:tab w:val="left" w:pos="6771"/>
+        </w:tabs>
+        <w:rPr>
+          <w:rFonts w:ascii="Arial" w:eastAsia="Arial" w:hAnsi="Arial" w:cs="Arial"/>
+          <w:sz w:val="22"/>
+          <w:szCs w:val="22"/>
+        </w:rPr>
+      </w:pPr>
+      <w:r>
+        <w:rPr>
+          <w:rFonts w:ascii="Arial" w:eastAsia="Arial" w:hAnsi="Arial" w:cs="Arial"/>
+          <w:b/>
+          <w:bCs/>
+          <w:sz w:val="22"/>
+          <w:szCs w:val="22"/>
+        </w:rPr>
+        <w:t>Asynchronous Communication:</w:t>
+      </w:r>
+      <w:r>
+        <w:rPr>
+          <w:rFonts w:ascii="Arial" w:eastAsia="Arial" w:hAnsi="Arial" w:cs="Arial"/>
+          <w:sz w:val="22"/>
+          <w:szCs w:val="22"/>
+        </w:rPr>
+        <w:br/>
+        <w:t xml:space="preserve">The system uses message queues for asynchronous communication between microservices (e.g., placing orders and sending notifications). This helps decouple services and ensures that high traffic in one area (like order placement) doesn’t directly overload </w:t>
+      </w:r>
+      <w:r>
+        <w:rPr>
+          <w:rFonts w:ascii="Arial" w:eastAsia="Arial" w:hAnsi="Arial" w:cs="Arial"/>
+          <w:sz w:val="22"/>
+          <w:szCs w:val="22"/>
+        </w:rPr>
+        <w:t>the other services</w:t>
+      </w:r>
+      <w:r>
+        <w:rPr>
+          <w:rFonts w:ascii="Arial" w:eastAsia="Arial" w:hAnsi="Arial" w:cs="Arial"/>
+          <w:sz w:val="22"/>
+          <w:szCs w:val="22"/>
+        </w:rPr>
+        <w:t>, contributing to overall system scalability and responsiveness.</w:t>
+      </w:r>
+    </w:p>
+    <w:p>
+      <w:pPr>
+        <w:tabs>
+          <w:tab w:val="left" w:pos="6771"/>
+        </w:tabs>
+        <w:ind w:left="360"/>
+        <w:rPr>
+          <w:rFonts w:ascii="Arial" w:eastAsia="Arial" w:hAnsi="Arial" w:cs="Arial"/>
+        </w:rPr>
+      </w:pPr>
+    </w:p>
+    <w:p>
+      <w:pPr>
+        <w:pStyle w:val="ListParagraph"/>
+        <w:numPr>
+          <w:ilvl w:val="0"/>
+          <w:numId w:val="21"/>
+        </w:numPr>
+        <w:tabs>
+          <w:tab w:val="left" w:pos="6771"/>
+        </w:tabs>
+        <w:rPr>
+          <w:rFonts w:ascii="Arial" w:eastAsia="Arial" w:hAnsi="Arial" w:cs="Arial"/>
+          <w:b/>
+          <w:bCs/>
+        </w:rPr>
+      </w:pPr>
+      <w:r>
+        <w:rPr>
+          <w:rFonts w:ascii="Arial" w:eastAsia="Arial" w:hAnsi="Arial" w:cs="Arial"/>
+          <w:b/>
+          <w:bCs/>
+        </w:rPr>
+        <w:t xml:space="preserve">Functional modelling </w:t>
+      </w:r>
+    </w:p>
+    <w:p>
+      <w:pPr>
+        <w:pStyle w:val="Heading4"/>
+        <w:rPr>
+          <w:rFonts w:ascii="Arial" w:hAnsi="Arial" w:cs="Arial"/>
+          <w:sz w:val="22"/>
+          <w:szCs w:val="22"/>
+        </w:rPr>
+      </w:pPr>
+      <w:r>
+        <w:rPr>
+          <w:rStyle w:val="Strong"/>
+          <w:b/>
+          <w:bCs w:val="0"/>
+        </w:rPr>
+        <w:t>3</w:t>
+      </w:r>
+      <w:r>
+        <w:rPr>
+          <w:rStyle w:val="Strong"/>
+          <w:rFonts w:ascii="Arial" w:hAnsi="Arial" w:cs="Arial"/>
+          <w:b/>
+          <w:bCs w:val="0"/>
+          <w:sz w:val="22"/>
+          <w:szCs w:val="22"/>
+        </w:rPr>
+        <w:t>.1 Use Case Diagram</w:t>
+      </w:r>
+    </w:p>
+    <w:p>
+      <w:pPr>
+        <w:pStyle w:val="NormalWeb"/>
+        <w:rPr>
+          <w:rFonts w:ascii="Arial" w:hAnsi="Arial" w:cs="Arial"/>
+          <w:sz w:val="22"/>
+          <w:szCs w:val="22"/>
+        </w:rPr>
+      </w:pPr>
+      <w:r>
+        <w:rPr>
+          <w:rFonts w:ascii="Arial" w:hAnsi="Arial" w:cs="Arial"/>
+          <w:sz w:val="22"/>
+          <w:szCs w:val="22"/>
+        </w:rPr>
+        <w:t xml:space="preserve">The use case diagram below illustrates the interactions between the actors (such as service staff, kitchen staff, and customers) and the </w:t>
+      </w:r>
+      <w:proofErr w:type="spellStart"/>
+      <w:r>
+        <w:rPr>
+          <w:rFonts w:ascii="Arial" w:hAnsi="Arial" w:cs="Arial"/>
+          <w:sz w:val="22"/>
+          <w:szCs w:val="22"/>
+        </w:rPr>
+        <w:t>CloudTables</w:t>
+      </w:r>
+      <w:proofErr w:type="spellEnd"/>
+      <w:r>
+        <w:rPr>
+          <w:rFonts w:ascii="Arial" w:hAnsi="Arial" w:cs="Arial"/>
+          <w:sz w:val="22"/>
+          <w:szCs w:val="22"/>
+        </w:rPr>
+        <w:t>-Service subsystem. It clearly defines the scope of the system and identifies the major functionalities including placing orders, viewing notifications, managing tables, and handling payments.</w:t>
+      </w:r>
+    </w:p>
+    <w:p>
+      <w:pPr>
+        <w:pStyle w:val="NormalWeb"/>
+        <w:rPr>
+          <w:rFonts w:ascii="Arial" w:hAnsi="Arial" w:cs="Arial"/>
+          <w:sz w:val="22"/>
+          <w:szCs w:val="22"/>
+        </w:rPr>
+      </w:pPr>
+      <w:r>
+        <w:rPr>
+          <w:rStyle w:val="Strong"/>
+          <w:rFonts w:ascii="Arial" w:hAnsi="Arial" w:cs="Arial"/>
+          <w:sz w:val="22"/>
+          <w:szCs w:val="22"/>
+          <w:u w:val="single"/>
+        </w:rPr>
+        <w:t>Figure 1: Use Case Diagram</w:t>
+      </w:r>
+      <w:r>
+        <w:rPr>
+          <w:rStyle w:val="Strong"/>
+          <w:rFonts w:ascii="Arial" w:hAnsi="Arial" w:cs="Arial"/>
+          <w:sz w:val="22"/>
+          <w:szCs w:val="22"/>
+          <w:u w:val="single"/>
+        </w:rPr>
+        <w:t>:</w:t>
+      </w:r>
+      <w:r>
+        <w:rPr>
+          <w:rStyle w:val="Strong"/>
+          <w:rFonts w:ascii="Arial" w:hAnsi="Arial" w:cs="Arial"/>
+          <w:sz w:val="22"/>
+          <w:szCs w:val="22"/>
+          <w:u w:val="single"/>
+        </w:rPr>
+        <w:t xml:space="preserve"> </w:t>
+      </w:r>
+      <w:proofErr w:type="spellStart"/>
+      <w:r>
+        <w:rPr>
+          <w:rStyle w:val="Strong"/>
+          <w:rFonts w:ascii="Arial" w:hAnsi="Arial" w:cs="Arial"/>
+          <w:sz w:val="22"/>
+          <w:szCs w:val="22"/>
+          <w:u w:val="single"/>
+        </w:rPr>
+        <w:t>CloudTables</w:t>
+      </w:r>
+      <w:proofErr w:type="spellEnd"/>
+      <w:r>
+        <w:rPr>
+          <w:rStyle w:val="Strong"/>
+          <w:rFonts w:ascii="Arial" w:hAnsi="Arial" w:cs="Arial"/>
+          <w:sz w:val="22"/>
+          <w:szCs w:val="22"/>
+          <w:u w:val="single"/>
+        </w:rPr>
+        <w:t>-Service Subsystem</w:t>
+      </w:r>
+      <w:r>
+        <w:rPr>
+          <w:rFonts w:ascii="Arial" w:hAnsi="Arial" w:cs="Arial"/>
+          <w:sz w:val="22"/>
+          <w:szCs w:val="22"/>
+        </w:rPr>
+        <w:br/>
+      </w:r>
+      <w:r>
+        <w:rPr>
+          <w:rFonts w:ascii="Arial" w:hAnsi="Arial" w:cs="Arial"/>
+          <w:noProof/>
+          <w:sz w:val="22"/>
+          <w:szCs w:val="22"/>
+        </w:rPr>
+        <w:drawing>
+          <wp:inline distT="0" distB="0" distL="0" distR="0" wp14:anchorId="53414D9A" wp14:editId="2A624B2E">
+            <wp:extent cx="4274820" cy="3259070"/>
+            <wp:effectExtent l="0" t="0" r="0" b="0"/>
+            <wp:docPr id="1396570258" name="Picture 3" descr="Diagram of a cloud service system&#10;&#10;AI-generated content may be incorrect."/>
+            <wp:cNvGraphicFramePr>
+              <a:graphicFrameLocks xmlns:a="http://schemas.openxmlformats.org/drawingml/2006/main" noChangeAspect="1"/>
+            </wp:cNvGraphicFramePr>
+            <a:graphic xmlns:a="http://schemas.openxmlformats.org/drawingml/2006/main">
+              <a:graphicData uri="http://schemas.openxmlformats.org/drawingml/2006/picture">
+                <pic:pic xmlns:pic="http://schemas.openxmlformats.org/drawingml/2006/picture">
+                  <pic:nvPicPr>
+                    <pic:cNvPr id="1396570258" name="Picture 3" descr="Diagram of a cloud service system&#10;&#10;AI-generated content may be incorrect."/>
+                    <pic:cNvPicPr/>
+                  </pic:nvPicPr>
+                  <pic:blipFill>
+                    <a:blip r:embed="rId11">
+                      <a:extLst>
+                        <a:ext uri="{28A0092B-C50C-407E-A947-70E740481C1C}">
+                          <a14:useLocalDpi xmlns:a14="http://schemas.microsoft.com/office/drawing/2010/main" val="0"/>
+                        </a:ext>
+                      </a:extLst>
+                    </a:blip>
+                    <a:stretch>
+                      <a:fillRect/>
+                    </a:stretch>
+                  </pic:blipFill>
+                  <pic:spPr>
+                    <a:xfrm>
+                      <a:off x="0" y="0"/>
+                      <a:ext cx="4351648" cy="3317642"/>
+                    </a:xfrm>
+                    <a:prstGeom prst="rect">
+                      <a:avLst/>
+                    </a:prstGeom>
+                  </pic:spPr>
+                </pic:pic>
+              </a:graphicData>
+            </a:graphic>
+          </wp:inline>
+        </w:drawing>
+      </w:r>
+    </w:p>
+    <w:p>
+      <w:pPr>
+        <w:pStyle w:val="Heading4"/>
+        <w:rPr>
+          <w:rFonts w:ascii="Arial" w:hAnsi="Arial" w:cs="Arial"/>
+          <w:sz w:val="22"/>
+          <w:szCs w:val="22"/>
+          <w:u w:val="single"/>
+        </w:rPr>
+      </w:pPr>
+      <w:r>
+        <w:rPr>
+          <w:rStyle w:val="Strong"/>
+          <w:rFonts w:ascii="Arial" w:hAnsi="Arial" w:cs="Arial"/>
+          <w:b/>
+          <w:bCs w:val="0"/>
+          <w:sz w:val="22"/>
+          <w:szCs w:val="22"/>
+          <w:u w:val="single"/>
+        </w:rPr>
+        <w:t>3.2 Activity Diagram</w:t>
+      </w:r>
+    </w:p>
+    <w:p>
+      <w:pPr>
+        <w:pStyle w:val="NormalWeb"/>
+        <w:rPr>
+          <w:rFonts w:ascii="Arial" w:hAnsi="Arial" w:cs="Arial"/>
+          <w:sz w:val="22"/>
+          <w:szCs w:val="22"/>
+        </w:rPr>
+      </w:pPr>
+      <w:r>
+        <w:rPr>
+          <w:rFonts w:ascii="Arial" w:hAnsi="Arial" w:cs="Arial"/>
+          <w:sz w:val="22"/>
+          <w:szCs w:val="22"/>
+        </w:rPr>
+        <w:t>The activity diagram presents the flow of activities from the perspective of the service staff user. It captures the decision points such as stock availability and outlines the process of placing a customer order, including viewing table status and sending the order to the kitchen.</w:t>
+      </w:r>
+    </w:p>
+    <w:p>
+      <w:pPr>
+        <w:pStyle w:val="NormalWeb"/>
+        <w:rPr>
+          <w:rFonts w:ascii="Arial" w:hAnsi="Arial" w:cs="Arial"/>
+          <w:sz w:val="22"/>
+          <w:szCs w:val="22"/>
+        </w:rPr>
+      </w:pPr>
+      <w:r>
+        <w:rPr>
+          <w:rStyle w:val="Strong"/>
+          <w:rFonts w:ascii="Arial" w:hAnsi="Arial" w:cs="Arial"/>
+          <w:sz w:val="22"/>
+          <w:szCs w:val="22"/>
+        </w:rPr>
+        <w:t>Figure 2: Activity Diagram – Service Staff Workflow</w:t>
+      </w:r>
+      <w:r>
+        <w:rPr>
+          <w:rFonts w:ascii="Arial" w:hAnsi="Arial" w:cs="Arial"/>
+          <w:sz w:val="22"/>
+          <w:szCs w:val="22"/>
+        </w:rPr>
+        <w:br/>
+      </w:r>
+      <w:r>
+        <w:rPr>
+          <w:rFonts w:ascii="Arial" w:hAnsi="Arial" w:cs="Arial"/>
+          <w:noProof/>
+          <w:sz w:val="22"/>
+          <w:szCs w:val="22"/>
+        </w:rPr>
+        <w:drawing>
+          <wp:inline distT="0" distB="0" distL="0" distR="0" wp14:anchorId="763C7CB0" wp14:editId="18780293">
+            <wp:extent cx="4038600" cy="4419600"/>
+            <wp:effectExtent l="0" t="0" r="0" b="0"/>
+            <wp:docPr id="702444681" name="Picture 4" descr="A diagram of a service&#10;&#10;AI-generated content may be incorrect."/>
+            <wp:cNvGraphicFramePr>
+              <a:graphicFrameLocks xmlns:a="http://schemas.openxmlformats.org/drawingml/2006/main" noChangeAspect="1"/>
+            </wp:cNvGraphicFramePr>
+            <a:graphic xmlns:a="http://schemas.openxmlformats.org/drawingml/2006/main">
+              <a:graphicData uri="http://schemas.openxmlformats.org/drawingml/2006/picture">
+                <pic:pic xmlns:pic="http://schemas.openxmlformats.org/drawingml/2006/picture">
+                  <pic:nvPicPr>
+                    <pic:cNvPr id="702444681" name="Picture 4" descr="A diagram of a service&#10;&#10;AI-generated content may be incorrect."/>
+                    <pic:cNvPicPr/>
+                  </pic:nvPicPr>
+                  <pic:blipFill>
+                    <a:blip r:embed="rId12">
+                      <a:extLst>
+                        <a:ext uri="{28A0092B-C50C-407E-A947-70E740481C1C}">
+                          <a14:useLocalDpi xmlns:a14="http://schemas.microsoft.com/office/drawing/2010/main" val="0"/>
+                        </a:ext>
+                      </a:extLst>
+                    </a:blip>
+                    <a:stretch>
+                      <a:fillRect/>
+                    </a:stretch>
+                  </pic:blipFill>
+                  <pic:spPr>
+                    <a:xfrm>
+                      <a:off x="0" y="0"/>
+                      <a:ext cx="4038600" cy="4419600"/>
+                    </a:xfrm>
+                    <a:prstGeom prst="rect">
+                      <a:avLst/>
+                    </a:prstGeom>
+                  </pic:spPr>
+                </pic:pic>
+              </a:graphicData>
+            </a:graphic>
+          </wp:inline>
+        </w:drawing>
+      </w:r>
+    </w:p>
+    <w:p>
+      <w:pPr>
+        <w:rPr>
+          <w:rFonts w:ascii="Arial" w:hAnsi="Arial" w:cs="Arial"/>
+          <w:sz w:val="22"/>
+          <w:szCs w:val="22"/>
+        </w:rPr>
+      </w:pPr>
+    </w:p>
+    <w:p>
+      <w:pPr>
+        <w:pStyle w:val="Heading3"/>
+        <w:rPr>
+          <w:rFonts w:ascii="Arial" w:hAnsi="Arial" w:cs="Arial"/>
+          <w:color w:val="auto"/>
+          <w:sz w:val="22"/>
+          <w:szCs w:val="22"/>
+          <w:u w:val="single"/>
+        </w:rPr>
+      </w:pPr>
+      <w:r>
+        <w:rPr>
+          <w:rStyle w:val="Strong"/>
+          <w:rFonts w:ascii="Arial" w:hAnsi="Arial" w:cs="Arial"/>
+          <w:b/>
+          <w:bCs/>
+          <w:color w:val="auto"/>
+          <w:sz w:val="22"/>
+          <w:szCs w:val="22"/>
+          <w:u w:val="single"/>
+        </w:rPr>
+        <w:t>4. Architectural Design</w:t>
+      </w:r>
+    </w:p>
+    <w:p>
+      <w:pPr>
+        <w:pStyle w:val="Heading4"/>
+        <w:rPr>
+          <w:rFonts w:ascii="Arial" w:hAnsi="Arial" w:cs="Arial"/>
+          <w:sz w:val="22"/>
+          <w:szCs w:val="22"/>
+          <w:u w:val="single"/>
+        </w:rPr>
+      </w:pPr>
+      <w:r>
+        <w:rPr>
+          <w:rStyle w:val="Strong"/>
+          <w:rFonts w:ascii="Arial" w:hAnsi="Arial" w:cs="Arial"/>
+          <w:b/>
+          <w:bCs w:val="0"/>
+          <w:sz w:val="22"/>
+          <w:szCs w:val="22"/>
+          <w:u w:val="single"/>
+        </w:rPr>
+        <w:t>4.1 Component Diagram</w:t>
+      </w:r>
+    </w:p>
+    <w:p>
+      <w:pPr>
+        <w:pStyle w:val="NormalWeb"/>
+        <w:rPr>
+          <w:rFonts w:ascii="Arial" w:hAnsi="Arial" w:cs="Arial"/>
+          <w:sz w:val="22"/>
+          <w:szCs w:val="22"/>
+        </w:rPr>
+      </w:pPr>
+      <w:r>
+        <w:rPr>
+          <w:rFonts w:ascii="Arial" w:hAnsi="Arial" w:cs="Arial"/>
+          <w:sz w:val="22"/>
+          <w:szCs w:val="22"/>
+        </w:rPr>
+        <w:t xml:space="preserve">The component diagram demonstrates the microservice-based architecture of the </w:t>
+      </w:r>
+      <w:proofErr w:type="spellStart"/>
+      <w:r>
+        <w:rPr>
+          <w:rFonts w:ascii="Arial" w:hAnsi="Arial" w:cs="Arial"/>
+          <w:sz w:val="22"/>
+          <w:szCs w:val="22"/>
+        </w:rPr>
+        <w:t>CloudTables</w:t>
+      </w:r>
+      <w:proofErr w:type="spellEnd"/>
+      <w:r>
+        <w:rPr>
+          <w:rFonts w:ascii="Arial" w:hAnsi="Arial" w:cs="Arial"/>
+          <w:sz w:val="22"/>
+          <w:szCs w:val="22"/>
+        </w:rPr>
+        <w:t>-Service subsystem. It includes components such as the Service Interface, Order Management Service, Table Management Service, Notification Service, and the Cloud Database. The APIs and data flows between these components are clearly illustrated.</w:t>
+      </w:r>
+    </w:p>
+    <w:p>
+      <w:pPr>
+        <w:pStyle w:val="NormalWeb"/>
+        <w:rPr>
+          <w:rFonts w:ascii="Arial" w:hAnsi="Arial" w:cs="Arial"/>
+          <w:sz w:val="22"/>
+          <w:szCs w:val="22"/>
+        </w:rPr>
+      </w:pPr>
+      <w:r>
+        <w:rPr>
+          <w:rStyle w:val="Strong"/>
+          <w:rFonts w:ascii="Arial" w:hAnsi="Arial" w:cs="Arial"/>
+          <w:sz w:val="22"/>
+          <w:szCs w:val="22"/>
+        </w:rPr>
+        <w:t xml:space="preserve">Figure 3: Component Diagram – </w:t>
+      </w:r>
+      <w:proofErr w:type="spellStart"/>
+      <w:r>
+        <w:rPr>
+          <w:rStyle w:val="Strong"/>
+          <w:rFonts w:ascii="Arial" w:hAnsi="Arial" w:cs="Arial"/>
+          <w:sz w:val="22"/>
+          <w:szCs w:val="22"/>
+        </w:rPr>
+        <w:t>CloudTables</w:t>
+      </w:r>
+      <w:proofErr w:type="spellEnd"/>
+      <w:r>
+        <w:rPr>
+          <w:rStyle w:val="Strong"/>
+          <w:rFonts w:ascii="Arial" w:hAnsi="Arial" w:cs="Arial"/>
+          <w:sz w:val="22"/>
+          <w:szCs w:val="22"/>
+        </w:rPr>
+        <w:t xml:space="preserve"> Microservices</w:t>
+      </w:r>
+      <w:r>
+        <w:rPr>
+          <w:rFonts w:ascii="Arial" w:hAnsi="Arial" w:cs="Arial"/>
+          <w:sz w:val="22"/>
+          <w:szCs w:val="22"/>
+        </w:rPr>
+        <w:br/>
+      </w:r>
+      <w:r>
+        <w:rPr>
+          <w:rFonts w:ascii="Arial" w:hAnsi="Arial" w:cs="Arial"/>
+          <w:noProof/>
+          <w:sz w:val="22"/>
+          <w:szCs w:val="22"/>
+        </w:rPr>
+        <w:drawing>
+          <wp:inline distT="0" distB="0" distL="0" distR="0" wp14:anchorId="3A7CDBD0" wp14:editId="788EF6F7">
+            <wp:extent cx="6641465" cy="3241040"/>
+            <wp:effectExtent l="0" t="0" r="6985" b="0"/>
+            <wp:docPr id="1257219643" name="Picture 5" descr="A diagram of a service&#10;&#10;AI-generated content may be incorrect."/>
+            <wp:cNvGraphicFramePr>
+              <a:graphicFrameLocks xmlns:a="http://schemas.openxmlformats.org/drawingml/2006/main" noChangeAspect="1"/>
+            </wp:cNvGraphicFramePr>
+            <a:graphic xmlns:a="http://schemas.openxmlformats.org/drawingml/2006/main">
+              <a:graphicData uri="http://schemas.openxmlformats.org/drawingml/2006/picture">
+                <pic:pic xmlns:pic="http://schemas.openxmlformats.org/drawingml/2006/picture">
+                  <pic:nvPicPr>
+                    <pic:cNvPr id="1257219643" name="Picture 5" descr="A diagram of a service&#10;&#10;AI-generated content may be incorrect."/>
+                    <pic:cNvPicPr/>
+                  </pic:nvPicPr>
+                  <pic:blipFill>
+                    <a:blip r:embed="rId13">
+                      <a:extLst>
+                        <a:ext uri="{28A0092B-C50C-407E-A947-70E740481C1C}">
+                          <a14:useLocalDpi xmlns:a14="http://schemas.microsoft.com/office/drawing/2010/main" val="0"/>
+                        </a:ext>
+                      </a:extLst>
+                    </a:blip>
+                    <a:stretch>
+                      <a:fillRect/>
+                    </a:stretch>
+                  </pic:blipFill>
+                  <pic:spPr>
+                    <a:xfrm>
+                      <a:off x="0" y="0"/>
+                      <a:ext cx="6641465" cy="3241040"/>
+                    </a:xfrm>
+                    <a:prstGeom prst="rect">
+                      <a:avLst/>
+                    </a:prstGeom>
+                  </pic:spPr>
+                </pic:pic>
+              </a:graphicData>
+            </a:graphic>
+          </wp:inline>
+        </w:drawing>
+      </w:r>
+    </w:p>
+    <w:p>
+      <w:pPr>
+        <w:rPr>
+          <w:rFonts w:ascii="Arial" w:hAnsi="Arial" w:cs="Arial"/>
+          <w:sz w:val="22"/>
+          <w:szCs w:val="22"/>
+        </w:rPr>
+      </w:pPr>
+    </w:p>
+    <w:p>
+      <w:pPr>
+        <w:pStyle w:val="Heading3"/>
+        <w:rPr>
+          <w:rFonts w:ascii="Arial" w:hAnsi="Arial" w:cs="Arial"/>
+          <w:b w:val="0"/>
+          <w:bCs w:val="0"/>
+          <w:color w:val="auto"/>
+          <w:sz w:val="22"/>
+          <w:szCs w:val="22"/>
+          <w:u w:val="single"/>
+        </w:rPr>
+      </w:pPr>
+      <w:r>
+        <w:rPr>
+          <w:rStyle w:val="Strong"/>
+          <w:rFonts w:ascii="Arial" w:hAnsi="Arial" w:cs="Arial"/>
+          <w:b/>
+          <w:bCs/>
+          <w:color w:val="auto"/>
+          <w:sz w:val="22"/>
+          <w:szCs w:val="22"/>
+          <w:u w:val="single"/>
+        </w:rPr>
+        <w:t>5. Detailed Design</w:t>
+      </w:r>
+    </w:p>
+    <w:p>
+      <w:pPr>
+        <w:pStyle w:val="Heading4"/>
+        <w:rPr>
+          <w:rFonts w:ascii="Arial" w:hAnsi="Arial" w:cs="Arial"/>
+          <w:sz w:val="22"/>
+          <w:szCs w:val="22"/>
+          <w:u w:val="single"/>
+        </w:rPr>
+      </w:pPr>
+      <w:r>
+        <w:rPr>
+          <w:rStyle w:val="Strong"/>
+          <w:rFonts w:ascii="Arial" w:hAnsi="Arial" w:cs="Arial"/>
+          <w:b/>
+          <w:bCs w:val="0"/>
+          <w:sz w:val="22"/>
+          <w:szCs w:val="22"/>
+          <w:u w:val="single"/>
+        </w:rPr>
+        <w:t>5.1 Class Diagram</w:t>
+      </w:r>
+    </w:p>
+    <w:p>
+      <w:pPr>
+        <w:pStyle w:val="NormalWeb"/>
+        <w:rPr>
+          <w:rFonts w:ascii="Arial" w:hAnsi="Arial" w:cs="Arial"/>
+          <w:sz w:val="22"/>
+          <w:szCs w:val="22"/>
+        </w:rPr>
+      </w:pPr>
+      <w:r>
+        <w:rPr>
+          <w:rFonts w:ascii="Arial" w:hAnsi="Arial" w:cs="Arial"/>
+          <w:sz w:val="22"/>
+          <w:szCs w:val="22"/>
+        </w:rPr>
+        <w:t xml:space="preserve">The class diagram represents the internal structure of the Order Management Service component. It includes key classes and their attributes and </w:t>
+      </w:r>
+      <w:proofErr w:type="gramStart"/>
+      <w:r>
+        <w:rPr>
+          <w:rFonts w:ascii="Arial" w:hAnsi="Arial" w:cs="Arial"/>
+          <w:sz w:val="22"/>
+          <w:szCs w:val="22"/>
+        </w:rPr>
+        <w:t>methods, and</w:t>
+      </w:r>
+      <w:proofErr w:type="gramEnd"/>
+      <w:r>
+        <w:rPr>
+          <w:rFonts w:ascii="Arial" w:hAnsi="Arial" w:cs="Arial"/>
+          <w:sz w:val="22"/>
+          <w:szCs w:val="22"/>
+        </w:rPr>
+        <w:t xml:space="preserve"> shows the relationships between the different classes such as </w:t>
+      </w:r>
+      <w:proofErr w:type="spellStart"/>
+      <w:r>
+        <w:rPr>
+          <w:rFonts w:ascii="Arial" w:hAnsi="Arial" w:cs="Arial"/>
+          <w:sz w:val="22"/>
+          <w:szCs w:val="22"/>
+        </w:rPr>
+        <w:t>ServiceInterface</w:t>
+      </w:r>
+      <w:proofErr w:type="spellEnd"/>
+      <w:r>
+        <w:rPr>
+          <w:rFonts w:ascii="Arial" w:hAnsi="Arial" w:cs="Arial"/>
+          <w:sz w:val="22"/>
+          <w:szCs w:val="22"/>
+        </w:rPr>
+        <w:t xml:space="preserve">, </w:t>
+      </w:r>
+      <w:proofErr w:type="spellStart"/>
+      <w:r>
+        <w:rPr>
+          <w:rFonts w:ascii="Arial" w:hAnsi="Arial" w:cs="Arial"/>
+          <w:sz w:val="22"/>
+          <w:szCs w:val="22"/>
+        </w:rPr>
+        <w:t>TableManagement</w:t>
+      </w:r>
+      <w:proofErr w:type="spellEnd"/>
+      <w:r>
+        <w:rPr>
+          <w:rFonts w:ascii="Arial" w:hAnsi="Arial" w:cs="Arial"/>
+          <w:sz w:val="22"/>
+          <w:szCs w:val="22"/>
+        </w:rPr>
+        <w:t xml:space="preserve">, </w:t>
+      </w:r>
+      <w:proofErr w:type="spellStart"/>
+      <w:r>
+        <w:rPr>
+          <w:rFonts w:ascii="Arial" w:hAnsi="Arial" w:cs="Arial"/>
+          <w:sz w:val="22"/>
+          <w:szCs w:val="22"/>
+        </w:rPr>
+        <w:t>NotificationService</w:t>
+      </w:r>
+      <w:proofErr w:type="spellEnd"/>
+      <w:r>
+        <w:rPr>
+          <w:rFonts w:ascii="Arial" w:hAnsi="Arial" w:cs="Arial"/>
+          <w:sz w:val="22"/>
+          <w:szCs w:val="22"/>
+        </w:rPr>
+        <w:t xml:space="preserve">, and </w:t>
+      </w:r>
+      <w:proofErr w:type="spellStart"/>
+      <w:r>
+        <w:rPr>
+          <w:rFonts w:ascii="Arial" w:hAnsi="Arial" w:cs="Arial"/>
+          <w:sz w:val="22"/>
+          <w:szCs w:val="22"/>
+        </w:rPr>
+        <w:t>CloudDatabase</w:t>
+      </w:r>
+      <w:proofErr w:type="spellEnd"/>
+      <w:r>
+        <w:rPr>
+          <w:rFonts w:ascii="Arial" w:hAnsi="Arial" w:cs="Arial"/>
+          <w:sz w:val="22"/>
+          <w:szCs w:val="22"/>
+        </w:rPr>
+        <w:t>.</w:t>
+      </w:r>
+    </w:p>
+    <w:p>
+      <w:pPr>
+        <w:pStyle w:val="NormalWeb"/>
+        <w:rPr>
+          <w:rStyle w:val="Strong"/>
+          <w:rFonts w:ascii="Arial" w:hAnsi="Arial" w:cs="Arial"/>
+          <w:sz w:val="22"/>
+          <w:szCs w:val="22"/>
+        </w:rPr>
+      </w:pPr>
+      <w:r>
+        <w:rPr>
+          <w:rStyle w:val="Strong"/>
+          <w:rFonts w:ascii="Arial" w:hAnsi="Arial" w:cs="Arial"/>
+          <w:sz w:val="22"/>
+          <w:szCs w:val="22"/>
+        </w:rPr>
+        <w:t xml:space="preserve">Figure 4: Class </w:t>
+      </w:r>
+      <w:proofErr w:type="gramStart"/>
+      <w:r>
+        <w:rPr>
+          <w:rStyle w:val="Strong"/>
+          <w:rFonts w:ascii="Arial" w:hAnsi="Arial" w:cs="Arial"/>
+          <w:sz w:val="22"/>
+          <w:szCs w:val="22"/>
+        </w:rPr>
+        <w:t xml:space="preserve">Diagram </w:t>
+      </w:r>
+      <w:r>
+        <w:rPr>
+          <w:rStyle w:val="Strong"/>
+          <w:rFonts w:ascii="Arial" w:hAnsi="Arial" w:cs="Arial"/>
+          <w:sz w:val="22"/>
+          <w:szCs w:val="22"/>
+        </w:rPr>
+        <w:t>:</w:t>
+      </w:r>
+      <w:proofErr w:type="gramEnd"/>
+      <w:r>
+        <w:rPr>
+          <w:rStyle w:val="Strong"/>
+          <w:rFonts w:ascii="Arial" w:hAnsi="Arial" w:cs="Arial"/>
+          <w:sz w:val="22"/>
+          <w:szCs w:val="22"/>
+        </w:rPr>
+        <w:t xml:space="preserve"> The </w:t>
+      </w:r>
+      <w:r>
+        <w:rPr>
+          <w:rStyle w:val="Strong"/>
+          <w:rFonts w:ascii="Arial" w:hAnsi="Arial" w:cs="Arial"/>
+          <w:sz w:val="22"/>
+          <w:szCs w:val="22"/>
+        </w:rPr>
+        <w:t>Core Service Interface</w:t>
+      </w:r>
+      <w:r>
+        <w:rPr>
+          <w:rStyle w:val="Strong"/>
+          <w:rFonts w:ascii="Arial" w:hAnsi="Arial" w:cs="Arial"/>
+          <w:sz w:val="22"/>
+          <w:szCs w:val="22"/>
+        </w:rPr>
+        <w:t>s</w:t>
+      </w:r>
+    </w:p>
+    <w:p>
+      <w:pPr>
+        <w:pStyle w:val="NormalWeb"/>
+        <w:rPr>
+          <w:rStyle w:val="Strong"/>
+          <w:rFonts w:ascii="Arial" w:hAnsi="Arial" w:cs="Arial"/>
+          <w:b w:val="0"/>
+          <w:bCs w:val="0"/>
+          <w:sz w:val="22"/>
+          <w:szCs w:val="22"/>
+        </w:rPr>
+      </w:pPr>
+      <w:r>
+        <w:rPr>
+          <w:rStyle w:val="Strong"/>
+          <w:rFonts w:ascii="Arial" w:hAnsi="Arial" w:cs="Arial"/>
+          <w:b w:val="0"/>
+          <w:bCs w:val="0"/>
+          <w:sz w:val="22"/>
+          <w:szCs w:val="22"/>
+        </w:rPr>
+        <w:t>(following page)</w:t>
+      </w:r>
+    </w:p>
+    <w:p>
+      <w:pPr>
+        <w:pStyle w:val="NormalWeb"/>
+        <w:rPr>
+          <w:rFonts w:ascii="Arial" w:hAnsi="Arial" w:cs="Arial"/>
+          <w:sz w:val="22"/>
+          <w:szCs w:val="22"/>
+        </w:rPr>
+      </w:pPr>
+      <w:r>
+        <w:rPr>
+          <w:rFonts w:ascii="Arial" w:hAnsi="Arial" w:cs="Arial"/>
+          <w:noProof/>
+          <w:sz w:val="22"/>
+          <w:szCs w:val="22"/>
+        </w:rPr>
+        <w:drawing>
+          <wp:inline distT="0" distB="0" distL="0" distR="0" wp14:anchorId="4B93919B" wp14:editId="0BEF6B8E">
+            <wp:extent cx="6423660" cy="5241391"/>
+            <wp:effectExtent l="0" t="0" r="0" b="0"/>
+            <wp:docPr id="408715004" name="Picture 6" descr="A diagram of a computer&#10;&#10;AI-generated content may be incorrect."/>
+            <wp:cNvGraphicFramePr>
+              <a:graphicFrameLocks xmlns:a="http://schemas.openxmlformats.org/drawingml/2006/main" noChangeAspect="1"/>
+            </wp:cNvGraphicFramePr>
+            <a:graphic xmlns:a="http://schemas.openxmlformats.org/drawingml/2006/main">
+              <a:graphicData uri="http://schemas.openxmlformats.org/drawingml/2006/picture">
+                <pic:pic xmlns:pic="http://schemas.openxmlformats.org/drawingml/2006/picture">
+                  <pic:nvPicPr>
+                    <pic:cNvPr id="408715004" name="Picture 6" descr="A diagram of a computer&#10;&#10;AI-generated content may be incorrect."/>
+                    <pic:cNvPicPr/>
+                  </pic:nvPicPr>
+                  <pic:blipFill>
+                    <a:blip r:embed="rId14">
+                      <a:extLst>
+                        <a:ext uri="{28A0092B-C50C-407E-A947-70E740481C1C}">
+                          <a14:useLocalDpi xmlns:a14="http://schemas.microsoft.com/office/drawing/2010/main" val="0"/>
+                        </a:ext>
+                      </a:extLst>
+                    </a:blip>
+                    <a:stretch>
+                      <a:fillRect/>
+                    </a:stretch>
+                  </pic:blipFill>
+                  <pic:spPr>
+                    <a:xfrm>
+                      <a:off x="0" y="0"/>
+                      <a:ext cx="6426756" cy="5243917"/>
+                    </a:xfrm>
+                    <a:prstGeom prst="rect">
+                      <a:avLst/>
+                    </a:prstGeom>
+                  </pic:spPr>
+                </pic:pic>
+              </a:graphicData>
+            </a:graphic>
+          </wp:inline>
+        </w:drawing>
+      </w:r>
+      <w:r>
+        <w:rPr>
+          <w:rFonts w:ascii="Arial" w:hAnsi="Arial" w:cs="Arial"/>
+          <w:sz w:val="22"/>
+          <w:szCs w:val="22"/>
+        </w:rPr>
+        <w:br/>
+      </w:r>
+    </w:p>
+    <w:p>
+      <w:pPr>
+        <w:rPr>
+          <w:rFonts w:ascii="Arial" w:hAnsi="Arial" w:cs="Arial"/>
+          <w:sz w:val="22"/>
+          <w:szCs w:val="22"/>
+        </w:rPr>
+      </w:pPr>
+    </w:p>
+    <w:p>
+      <w:pPr>
+        <w:pStyle w:val="Heading4"/>
+        <w:rPr>
+          <w:rFonts w:ascii="Arial" w:hAnsi="Arial" w:cs="Arial"/>
+          <w:sz w:val="22"/>
+          <w:szCs w:val="22"/>
+        </w:rPr>
+      </w:pPr>
+      <w:r>
+        <w:rPr>
+          <w:rStyle w:val="Strong"/>
+          <w:rFonts w:ascii="Arial" w:hAnsi="Arial" w:cs="Arial"/>
+          <w:b/>
+          <w:bCs w:val="0"/>
+          <w:sz w:val="22"/>
+          <w:szCs w:val="22"/>
+        </w:rPr>
+        <w:t>5.2 Sequence Diagram</w:t>
+      </w:r>
+    </w:p>
+    <w:p>
+      <w:pPr>
+        <w:pStyle w:val="NormalWeb"/>
+        <w:rPr>
+          <w:rFonts w:ascii="Arial" w:hAnsi="Arial" w:cs="Arial"/>
+          <w:sz w:val="22"/>
+          <w:szCs w:val="22"/>
+        </w:rPr>
+      </w:pPr>
+      <w:r>
+        <w:rPr>
+          <w:rFonts w:ascii="Arial" w:hAnsi="Arial" w:cs="Arial"/>
+          <w:sz w:val="22"/>
+          <w:szCs w:val="22"/>
+        </w:rPr>
+        <w:t>The sequence diagram models the interaction between different services during the process of logging in, viewing table status, placing an order, and receiving notifications. It includes the lifelines of key components and the flow of messages and responses.</w:t>
+      </w:r>
+    </w:p>
+    <w:p>
+      <w:pPr>
+        <w:pStyle w:val="NormalWeb"/>
+        <w:rPr>
+          <w:rFonts w:ascii="Arial" w:hAnsi="Arial" w:cs="Arial"/>
+          <w:sz w:val="22"/>
+          <w:szCs w:val="22"/>
+        </w:rPr>
+      </w:pPr>
+      <w:r>
+        <w:rPr>
+          <w:rStyle w:val="Strong"/>
+          <w:rFonts w:ascii="Arial" w:hAnsi="Arial" w:cs="Arial"/>
+          <w:sz w:val="22"/>
+          <w:szCs w:val="22"/>
+        </w:rPr>
+        <w:t>Figure 5: Sequence Diagram – Order Placement Flow</w:t>
+      </w:r>
+      <w:r>
+        <w:rPr>
+          <w:rFonts w:ascii="Arial" w:hAnsi="Arial" w:cs="Arial"/>
+          <w:sz w:val="22"/>
+          <w:szCs w:val="22"/>
+        </w:rPr>
+        <w:br/>
+      </w:r>
+      <w:r>
+        <w:rPr>
+          <w:rFonts w:ascii="Arial" w:hAnsi="Arial" w:cs="Arial"/>
+          <w:noProof/>
+          <w:sz w:val="22"/>
+          <w:szCs w:val="22"/>
+        </w:rPr>
+        <w:drawing>
+          <wp:inline distT="0" distB="0" distL="0" distR="0" wp14:anchorId="5AD560A3" wp14:editId="3EBE559B">
+            <wp:extent cx="6844554" cy="3017520"/>
+            <wp:effectExtent l="0" t="0" r="0" b="0"/>
+            <wp:docPr id="2092249616" name="Picture 7" descr="A screenshot of a computer screen&#10;&#10;AI-generated content may be incorrect."/>
+            <wp:cNvGraphicFramePr>
+              <a:graphicFrameLocks xmlns:a="http://schemas.openxmlformats.org/drawingml/2006/main" noChangeAspect="1"/>
+            </wp:cNvGraphicFramePr>
+            <a:graphic xmlns:a="http://schemas.openxmlformats.org/drawingml/2006/main">
+              <a:graphicData uri="http://schemas.openxmlformats.org/drawingml/2006/picture">
+                <pic:pic xmlns:pic="http://schemas.openxmlformats.org/drawingml/2006/picture">
+                  <pic:nvPicPr>
+                    <pic:cNvPr id="2092249616" name="Picture 7" descr="A screenshot of a computer screen&#10;&#10;AI-generated content may be incorrect."/>
+                    <pic:cNvPicPr/>
+                  </pic:nvPicPr>
+                  <pic:blipFill>
+                    <a:blip r:embed="rId15">
+                      <a:extLst>
+                        <a:ext uri="{28A0092B-C50C-407E-A947-70E740481C1C}">
+                          <a14:useLocalDpi xmlns:a14="http://schemas.microsoft.com/office/drawing/2010/main" val="0"/>
+                        </a:ext>
+                      </a:extLst>
+                    </a:blip>
+                    <a:stretch>
+                      <a:fillRect/>
+                    </a:stretch>
+                  </pic:blipFill>
+                  <pic:spPr>
+                    <a:xfrm>
+                      <a:off x="0" y="0"/>
+                      <a:ext cx="6849430" cy="3019670"/>
+                    </a:xfrm>
+                    <a:prstGeom prst="rect">
+                      <a:avLst/>
+                    </a:prstGeom>
+                  </pic:spPr>
+                </pic:pic>
+              </a:graphicData>
+            </a:graphic>
+          </wp:inline>
+        </w:drawing>
+      </w:r>
+    </w:p>
+    <w:p>
+      <w:pPr>
+        <w:tabs>
+          <w:tab w:val="left" w:pos="6771"/>
+        </w:tabs>
+        <w:rPr>
+          <w:rFonts w:ascii="Arial" w:eastAsia="Arial" w:hAnsi="Arial" w:cs="Arial"/>
+          <w:b/>
+          <w:bCs/>
+          <w:sz w:val="22"/>
+          <w:szCs w:val="22"/>
+        </w:rPr>
+      </w:pPr>
+    </w:p>
+    <w:p>
+      <w:pPr>
+        <w:tabs>
+          <w:tab w:val="left" w:pos="6771"/>
+        </w:tabs>
+        <w:rPr>
+          <w:rFonts w:ascii="Arial" w:eastAsia="Arial" w:hAnsi="Arial" w:cs="Arial"/>
+          <w:b/>
+          <w:bCs/>
+          <w:sz w:val="22"/>
+          <w:szCs w:val="22"/>
+        </w:rPr>
+      </w:pPr>
+    </w:p>
+    <w:p>
+      <w:pPr>
+        <w:tabs>
+          <w:tab w:val="left" w:pos="6771"/>
+        </w:tabs>
+        <w:jc w:val="center"/>
+        <w:rPr>
+          <w:rFonts w:ascii="Arial" w:eastAsia="Arial" w:hAnsi="Arial" w:cs="Arial"/>
+          <w:b/>
+          <w:bCs/>
+          <w:sz w:val="22"/>
+          <w:szCs w:val="22"/>
+        </w:rPr>
+      </w:pPr>
+      <w:r>
+        <w:rPr>
+          <w:rFonts w:ascii="Arial" w:eastAsia="Arial" w:hAnsi="Arial" w:cs="Arial"/>
+          <w:b/>
+          <w:bCs/>
+          <w:sz w:val="22"/>
+          <w:szCs w:val="22"/>
+        </w:rPr>
+        <w:t xml:space="preserve">All diagrams and components above are specific to the </w:t>
+      </w:r>
+      <w:proofErr w:type="spellStart"/>
+      <w:r>
+        <w:rPr>
+          <w:rFonts w:ascii="Arial" w:eastAsia="Arial" w:hAnsi="Arial" w:cs="Arial"/>
+          <w:b/>
+          <w:bCs/>
+          <w:sz w:val="22"/>
+          <w:szCs w:val="22"/>
+        </w:rPr>
+        <w:t>CloudTables</w:t>
+      </w:r>
+      <w:proofErr w:type="spellEnd"/>
+      <w:r>
+        <w:rPr>
+          <w:rFonts w:ascii="Arial" w:eastAsia="Arial" w:hAnsi="Arial" w:cs="Arial"/>
+          <w:b/>
+          <w:bCs/>
+          <w:sz w:val="22"/>
+          <w:szCs w:val="22"/>
+        </w:rPr>
+        <w:t>-Service subsystem</w:t>
+      </w:r>
+    </w:p>
+    <w:p>
+      <w:pPr>
+        <w:tabs>
+          <w:tab w:val="left" w:pos="6771"/>
+        </w:tabs>
+        <w:jc w:val="center"/>
+        <w:rPr>
+          <w:rFonts w:ascii="Arial" w:eastAsia="Arial" w:hAnsi="Arial" w:cs="Arial"/>
+          <w:b/>
+          <w:bCs/>
+          <w:sz w:val="22"/>
+          <w:szCs w:val="22"/>
+        </w:rPr>
+      </w:pPr>
+    </w:p>
+    <w:p>
+      <w:pPr>
+        <w:tabs>
+          <w:tab w:val="left" w:pos="6771"/>
+        </w:tabs>
+        <w:jc w:val="center"/>
+        <w:rPr>
+          <w:rFonts w:ascii="Arial" w:eastAsia="Arial" w:hAnsi="Arial" w:cs="Arial"/>
+          <w:b/>
+          <w:bCs/>
+          <w:sz w:val="22"/>
+          <w:szCs w:val="22"/>
+        </w:rPr>
+      </w:pPr>
+    </w:p>
+    <w:p>
+      <w:pPr>
+        <w:tabs>
+          <w:tab w:val="left" w:pos="6771"/>
+        </w:tabs>
+        <w:jc w:val="center"/>
+        <w:rPr>
+          <w:rFonts w:ascii="Arial" w:eastAsia="Arial" w:hAnsi="Arial" w:cs="Arial"/>
+          <w:b/>
+          <w:bCs/>
+          <w:sz w:val="22"/>
+          <w:szCs w:val="22"/>
+        </w:rPr>
+      </w:pPr>
+    </w:p>
+    <w:p>
+      <w:pPr>
+        <w:tabs>
+          <w:tab w:val="left" w:pos="6771"/>
+        </w:tabs>
+        <w:jc w:val="center"/>
+        <w:rPr>
+          <w:rFonts w:ascii="Arial" w:eastAsia="Arial" w:hAnsi="Arial" w:cs="Arial"/>
+          <w:b/>
+          <w:bCs/>
+          <w:sz w:val="22"/>
+          <w:szCs w:val="22"/>
+        </w:rPr>
+      </w:pPr>
+    </w:p>
+    <w:p>
+      <w:pPr>
+        <w:tabs>
+          <w:tab w:val="left" w:pos="6771"/>
+        </w:tabs>
+        <w:rPr>
+          <w:rFonts w:ascii="Arial" w:eastAsia="Arial" w:hAnsi="Arial" w:cs="Arial"/>
+          <w:b/>
+          <w:bCs/>
+          <w:sz w:val="22"/>
+          <w:szCs w:val="22"/>
+        </w:rPr>
+      </w:pPr>
+    </w:p>
+    <w:p>
+      <w:pPr>
+        <w:tabs>
+          <w:tab w:val="left" w:pos="6771"/>
+        </w:tabs>
+        <w:rPr>
+          <w:rFonts w:ascii="Arial" w:eastAsia="Arial" w:hAnsi="Arial" w:cs="Arial"/>
+          <w:b/>
+          <w:bCs/>
+          <w:sz w:val="22"/>
+          <w:szCs w:val="22"/>
+        </w:rPr>
+      </w:pPr>
+    </w:p>
+    <w:p>
+      <w:pPr>
+        <w:tabs>
+          <w:tab w:val="left" w:pos="6771"/>
+        </w:tabs>
+        <w:rPr>
+          <w:rFonts w:ascii="Arial" w:eastAsia="Arial" w:hAnsi="Arial" w:cs="Arial"/>
+          <w:b/>
+          <w:bCs/>
+          <w:sz w:val="22"/>
+          <w:szCs w:val="22"/>
+        </w:rPr>
+      </w:pPr>
+      <w:r>
+        <w:rPr>
+          <w:rFonts w:ascii="Arial" w:eastAsia="Arial" w:hAnsi="Arial" w:cs="Arial"/>
+          <w:b/>
+          <w:bCs/>
+          <w:sz w:val="22"/>
+          <w:szCs w:val="22"/>
+        </w:rPr>
+        <w:t>References:</w:t>
+      </w:r>
+    </w:p>
+    <w:p>
+      <w:pPr>
+        <w:pStyle w:val="ListParagraph"/>
+        <w:numPr>
+          <w:ilvl w:val="0"/>
+          <w:numId w:val="11"/>
+        </w:numPr>
+        <w:tabs>
+          <w:tab w:val="left" w:pos="6771"/>
+        </w:tabs>
+        <w:rPr>
+          <w:rFonts w:ascii="Arial" w:eastAsia="Arial" w:hAnsi="Arial" w:cs="Arial"/>
+          <w:b/>
+          <w:bCs/>
+          <w:sz w:val="22"/>
+          <w:szCs w:val="22"/>
+        </w:rPr>
+      </w:pPr>
+      <w:r>
+        <w:rPr>
+          <w:rFonts w:ascii="Arial" w:eastAsia="Arial" w:hAnsi="Arial" w:cs="Arial"/>
+          <w:b/>
+          <w:bCs/>
+          <w:sz w:val="22"/>
+          <w:szCs w:val="22"/>
+        </w:rPr>
+        <w:t xml:space="preserve">Google Developers, 2024. </w:t>
+      </w:r>
+      <w:r>
+        <w:rPr>
+          <w:rFonts w:ascii="Arial" w:eastAsia="Arial" w:hAnsi="Arial" w:cs="Arial"/>
+          <w:b/>
+          <w:bCs/>
+          <w:i/>
+          <w:iCs/>
+          <w:sz w:val="22"/>
+          <w:szCs w:val="22"/>
+        </w:rPr>
+        <w:t>Web Vitals</w:t>
+      </w:r>
+      <w:r>
+        <w:rPr>
+          <w:rFonts w:ascii="Arial" w:eastAsia="Arial" w:hAnsi="Arial" w:cs="Arial"/>
+          <w:b/>
+          <w:bCs/>
+          <w:sz w:val="22"/>
+          <w:szCs w:val="22"/>
+        </w:rPr>
+        <w:t xml:space="preserve">. [online] Available at: </w:t>
+      </w:r>
+      <w:hyperlink r:id="rId16" w:history="1">
+        <w:r>
+          <w:rPr>
+            <w:rStyle w:val="Hyperlink"/>
+            <w:rFonts w:ascii="Arial" w:eastAsia="Arial" w:hAnsi="Arial" w:cs="Arial"/>
+            <w:b/>
+            <w:bCs/>
+            <w:sz w:val="22"/>
+            <w:szCs w:val="22"/>
+          </w:rPr>
+          <w:t>https://web.d</w:t>
+        </w:r>
+        <w:r>
+          <w:rPr>
+            <w:rStyle w:val="Hyperlink"/>
+            <w:rFonts w:ascii="Arial" w:eastAsia="Arial" w:hAnsi="Arial" w:cs="Arial"/>
+            <w:b/>
+            <w:bCs/>
+            <w:sz w:val="22"/>
+            <w:szCs w:val="22"/>
+          </w:rPr>
+          <w:t>ev/vitals/</w:t>
+        </w:r>
+      </w:hyperlink>
+      <w:r>
+        <w:rPr>
+          <w:rFonts w:ascii="Arial" w:eastAsia="Arial" w:hAnsi="Arial" w:cs="Arial"/>
+          <w:b/>
+          <w:bCs/>
+          <w:sz w:val="22"/>
+          <w:szCs w:val="22"/>
+        </w:rPr>
+        <w:t xml:space="preserve"> [Accessed </w:t>
+      </w:r>
+      <w:r>
+        <w:rPr>
+          <w:rFonts w:ascii="Arial" w:eastAsia="Arial" w:hAnsi="Arial" w:cs="Arial"/>
+          <w:b/>
+          <w:bCs/>
+          <w:sz w:val="22"/>
+          <w:szCs w:val="22"/>
+        </w:rPr>
+        <w:t xml:space="preserve">10 </w:t>
+      </w:r>
+      <w:r>
+        <w:rPr>
+          <w:rFonts w:ascii="Arial" w:eastAsia="Arial" w:hAnsi="Arial" w:cs="Arial"/>
+          <w:b/>
+          <w:bCs/>
+          <w:sz w:val="22"/>
+          <w:szCs w:val="22"/>
+        </w:rPr>
+        <w:t>Apr. 2025].</w:t>
+      </w:r>
+    </w:p>
+    <w:p>
+      <w:pPr>
+        <w:pStyle w:val="ListParagraph"/>
+        <w:tabs>
+          <w:tab w:val="left" w:pos="6771"/>
+        </w:tabs>
+        <w:rPr>
+          <w:rFonts w:ascii="Arial" w:eastAsia="Arial" w:hAnsi="Arial" w:cs="Arial"/>
+          <w:b/>
+          <w:bCs/>
+          <w:sz w:val="22"/>
+          <w:szCs w:val="22"/>
+        </w:rPr>
+      </w:pPr>
+    </w:p>
+    <w:p>
+      <w:pPr>
+        <w:pStyle w:val="ListParagraph"/>
+        <w:numPr>
+          <w:ilvl w:val="0"/>
+          <w:numId w:val="11"/>
+        </w:numPr>
+        <w:tabs>
+          <w:tab w:val="left" w:pos="6771"/>
+        </w:tabs>
+        <w:rPr>
+          <w:rFonts w:ascii="Arial" w:eastAsia="Arial" w:hAnsi="Arial" w:cs="Arial"/>
+          <w:b/>
+          <w:bCs/>
+          <w:sz w:val="22"/>
+          <w:szCs w:val="22"/>
+        </w:rPr>
+      </w:pPr>
+      <w:r>
+        <w:rPr>
+          <w:rFonts w:ascii="Arial" w:eastAsia="Arial" w:hAnsi="Arial" w:cs="Arial"/>
+          <w:b/>
+          <w:bCs/>
+          <w:sz w:val="22"/>
+          <w:szCs w:val="22"/>
+        </w:rPr>
+        <w:t xml:space="preserve">Mozilla Developer Network (MDN), 2024. </w:t>
+      </w:r>
+      <w:r>
+        <w:rPr>
+          <w:rFonts w:ascii="Arial" w:eastAsia="Arial" w:hAnsi="Arial" w:cs="Arial"/>
+          <w:b/>
+          <w:bCs/>
+          <w:i/>
+          <w:iCs/>
+          <w:sz w:val="22"/>
+          <w:szCs w:val="22"/>
+        </w:rPr>
+        <w:t>Performance Best Practices</w:t>
+      </w:r>
+      <w:r>
+        <w:rPr>
+          <w:rFonts w:ascii="Arial" w:eastAsia="Arial" w:hAnsi="Arial" w:cs="Arial"/>
+          <w:b/>
+          <w:bCs/>
+          <w:sz w:val="22"/>
+          <w:szCs w:val="22"/>
+        </w:rPr>
+        <w:t xml:space="preserve">. [online] Available at: </w:t>
+      </w:r>
+      <w:hyperlink r:id="rId17" w:tgtFrame="_new" w:history="1">
+        <w:r>
+          <w:rPr>
+            <w:rStyle w:val="Hyperlink"/>
+            <w:rFonts w:ascii="Arial" w:eastAsia="Arial" w:hAnsi="Arial" w:cs="Arial"/>
+            <w:b/>
+            <w:bCs/>
+            <w:sz w:val="22"/>
+            <w:szCs w:val="22"/>
+          </w:rPr>
+          <w:t>https://developer.mozilla.org/en-US/docs/Learn/Performance</w:t>
+        </w:r>
+      </w:hyperlink>
+      <w:r>
+        <w:rPr>
+          <w:rFonts w:ascii="Arial" w:eastAsia="Arial" w:hAnsi="Arial" w:cs="Arial"/>
+          <w:b/>
+          <w:bCs/>
+          <w:sz w:val="22"/>
+          <w:szCs w:val="22"/>
+        </w:rPr>
+        <w:t xml:space="preserve"> [Accessed </w:t>
+      </w:r>
+      <w:r>
+        <w:rPr>
+          <w:rFonts w:ascii="Arial" w:eastAsia="Arial" w:hAnsi="Arial" w:cs="Arial"/>
+          <w:b/>
+          <w:bCs/>
+          <w:sz w:val="22"/>
+          <w:szCs w:val="22"/>
+        </w:rPr>
+        <w:t>9</w:t>
+      </w:r>
+      <w:r>
+        <w:rPr>
+          <w:rFonts w:ascii="Arial" w:eastAsia="Arial" w:hAnsi="Arial" w:cs="Arial"/>
+          <w:b/>
+          <w:bCs/>
+          <w:sz w:val="22"/>
+          <w:szCs w:val="22"/>
+        </w:rPr>
+        <w:t xml:space="preserve"> Apr. 2025].</w:t>
+      </w:r>
+    </w:p>
+    <w:p>
+      <w:pPr>
+        <w:pStyle w:val="ListParagraph"/>
+        <w:rPr>
+          <w:rFonts w:ascii="Arial" w:eastAsia="Arial" w:hAnsi="Arial" w:cs="Arial"/>
+          <w:b/>
+          <w:bCs/>
+          <w:sz w:val="22"/>
+          <w:szCs w:val="22"/>
+        </w:rPr>
+      </w:pPr>
+    </w:p>
+    <w:p>
+      <w:pPr>
+        <w:pStyle w:val="ListParagraph"/>
+        <w:numPr>
+          <w:ilvl w:val="0"/>
+          <w:numId w:val="11"/>
+        </w:numPr>
+        <w:tabs>
+          <w:tab w:val="left" w:pos="6771"/>
+        </w:tabs>
+        <w:rPr>
+          <w:rFonts w:ascii="Arial" w:eastAsia="Arial" w:hAnsi="Arial" w:cs="Arial"/>
+          <w:b/>
+          <w:bCs/>
+          <w:sz w:val="22"/>
+          <w:szCs w:val="22"/>
+        </w:rPr>
+      </w:pPr>
+      <w:r>
+        <w:rPr>
+          <w:rFonts w:ascii="Arial" w:eastAsia="Arial" w:hAnsi="Arial" w:cs="Arial"/>
+          <w:b/>
+          <w:bCs/>
+          <w:sz w:val="22"/>
+          <w:szCs w:val="22"/>
+        </w:rPr>
+        <w:t xml:space="preserve">Cloudflare, 2024. </w:t>
+      </w:r>
+      <w:r>
+        <w:rPr>
+          <w:rFonts w:ascii="Arial" w:eastAsia="Arial" w:hAnsi="Arial" w:cs="Arial"/>
+          <w:b/>
+          <w:bCs/>
+          <w:i/>
+          <w:iCs/>
+          <w:sz w:val="22"/>
+          <w:szCs w:val="22"/>
+        </w:rPr>
+        <w:t xml:space="preserve">What is Website </w:t>
+      </w:r>
+      <w:proofErr w:type="gramStart"/>
+      <w:r>
+        <w:rPr>
+          <w:rFonts w:ascii="Arial" w:eastAsia="Arial" w:hAnsi="Arial" w:cs="Arial"/>
+          <w:b/>
+          <w:bCs/>
+          <w:i/>
+          <w:iCs/>
+          <w:sz w:val="22"/>
+          <w:szCs w:val="22"/>
+        </w:rPr>
+        <w:t>Performance?</w:t>
+      </w:r>
+      <w:r>
+        <w:rPr>
+          <w:rFonts w:ascii="Arial" w:eastAsia="Arial" w:hAnsi="Arial" w:cs="Arial"/>
+          <w:b/>
+          <w:bCs/>
+          <w:sz w:val="22"/>
+          <w:szCs w:val="22"/>
+        </w:rPr>
+        <w:t>.</w:t>
+      </w:r>
+      <w:proofErr w:type="gramEnd"/>
+      <w:r>
+        <w:rPr>
+          <w:rFonts w:ascii="Arial" w:eastAsia="Arial" w:hAnsi="Arial" w:cs="Arial"/>
+          <w:b/>
+          <w:bCs/>
+          <w:sz w:val="22"/>
+          <w:szCs w:val="22"/>
+        </w:rPr>
+        <w:t xml:space="preserve"> [online] Available at: https://www.cloudflare.com/learning/performance/what-is-website-performance/ [Accessed 1</w:t>
+      </w:r>
+      <w:r>
+        <w:rPr>
+          <w:rFonts w:ascii="Arial" w:eastAsia="Arial" w:hAnsi="Arial" w:cs="Arial"/>
+          <w:b/>
+          <w:bCs/>
+          <w:sz w:val="22"/>
+          <w:szCs w:val="22"/>
+        </w:rPr>
+        <w:t>2</w:t>
+      </w:r>
+      <w:r>
+        <w:rPr>
+          <w:rFonts w:ascii="Arial" w:eastAsia="Arial" w:hAnsi="Arial" w:cs="Arial"/>
+          <w:b/>
+          <w:bCs/>
+          <w:sz w:val="22"/>
+          <w:szCs w:val="22"/>
+        </w:rPr>
+        <w:t xml:space="preserve"> Apr. 2025].</w:t>
+      </w:r>
+    </w:p>
+    <w:p>
+      <w:pPr>
+        <w:tabs>
+          <w:tab w:val="left" w:pos="6771"/>
+        </w:tabs>
+        <w:rPr>
+          <w:rFonts w:ascii="Arial" w:eastAsia="Arial" w:hAnsi="Arial" w:cs="Arial"/>
+          <w:b/>
+          <w:bCs/>
+          <w:sz w:val="22"/>
+          <w:szCs w:val="22"/>
+        </w:rPr>
+      </w:pPr>
+    </w:p>
+    <w:p>
+      <w:pPr>
+        <w:pStyle w:val="ListParagraph"/>
+        <w:numPr>
+          <w:ilvl w:val="0"/>
+          <w:numId w:val="11"/>
+        </w:numPr>
+        <w:tabs>
+          <w:tab w:val="left" w:pos="6771"/>
+        </w:tabs>
+        <w:rPr>
+          <w:rFonts w:ascii="Arial" w:eastAsia="Arial" w:hAnsi="Arial" w:cs="Arial"/>
+          <w:b/>
+          <w:bCs/>
+          <w:sz w:val="22"/>
+          <w:szCs w:val="22"/>
+        </w:rPr>
+      </w:pPr>
+      <w:r>
+        <w:rPr>
+          <w:rFonts w:ascii="Arial" w:eastAsia="Arial" w:hAnsi="Arial" w:cs="Arial"/>
+          <w:b/>
+          <w:bCs/>
+          <w:sz w:val="22"/>
+          <w:szCs w:val="22"/>
+        </w:rPr>
+        <w:t xml:space="preserve">Amazon Web Services (AWS), 2024. </w:t>
+      </w:r>
+      <w:r>
+        <w:rPr>
+          <w:rFonts w:ascii="Arial" w:eastAsia="Arial" w:hAnsi="Arial" w:cs="Arial"/>
+          <w:b/>
+          <w:bCs/>
+          <w:i/>
+          <w:iCs/>
+          <w:sz w:val="22"/>
+          <w:szCs w:val="22"/>
+        </w:rPr>
+        <w:t xml:space="preserve">What is </w:t>
+      </w:r>
+      <w:proofErr w:type="gramStart"/>
+      <w:r>
+        <w:rPr>
+          <w:rFonts w:ascii="Arial" w:eastAsia="Arial" w:hAnsi="Arial" w:cs="Arial"/>
+          <w:b/>
+          <w:bCs/>
+          <w:i/>
+          <w:iCs/>
+          <w:sz w:val="22"/>
+          <w:szCs w:val="22"/>
+        </w:rPr>
+        <w:t>Scalability?</w:t>
+      </w:r>
+      <w:r>
+        <w:rPr>
+          <w:rFonts w:ascii="Arial" w:eastAsia="Arial" w:hAnsi="Arial" w:cs="Arial"/>
+          <w:b/>
+          <w:bCs/>
+          <w:sz w:val="22"/>
+          <w:szCs w:val="22"/>
+        </w:rPr>
+        <w:t>.</w:t>
+      </w:r>
+      <w:proofErr w:type="gramEnd"/>
+      <w:r>
+        <w:rPr>
+          <w:rFonts w:ascii="Arial" w:eastAsia="Arial" w:hAnsi="Arial" w:cs="Arial"/>
+          <w:b/>
+          <w:bCs/>
+          <w:sz w:val="22"/>
+          <w:szCs w:val="22"/>
+        </w:rPr>
+        <w:t xml:space="preserve"> [online] Available at: </w:t>
+      </w:r>
+      <w:hyperlink r:id="rId18" w:tgtFrame="_new" w:history="1">
+        <w:r>
+          <w:rPr>
+            <w:rStyle w:val="Hyperlink"/>
+            <w:rFonts w:ascii="Arial" w:eastAsia="Arial" w:hAnsi="Arial" w:cs="Arial"/>
+            <w:b/>
+            <w:bCs/>
+            <w:sz w:val="22"/>
+            <w:szCs w:val="22"/>
+          </w:rPr>
+          <w:t>https://aws.amazon.com/scalability/</w:t>
+        </w:r>
+      </w:hyperlink>
+      <w:r>
+        <w:rPr>
+          <w:rFonts w:ascii="Arial" w:eastAsia="Arial" w:hAnsi="Arial" w:cs="Arial"/>
+          <w:b/>
+          <w:bCs/>
+          <w:sz w:val="22"/>
+          <w:szCs w:val="22"/>
+        </w:rPr>
+        <w:t xml:space="preserve"> [Accessed 1</w:t>
+      </w:r>
+      <w:r>
+        <w:rPr>
+          <w:rFonts w:ascii="Arial" w:eastAsia="Arial" w:hAnsi="Arial" w:cs="Arial"/>
+          <w:b/>
+          <w:bCs/>
+          <w:sz w:val="22"/>
+          <w:szCs w:val="22"/>
+        </w:rPr>
+        <w:t>2</w:t>
+      </w:r>
+      <w:r>
+        <w:rPr>
+          <w:rFonts w:ascii="Arial" w:eastAsia="Arial" w:hAnsi="Arial" w:cs="Arial"/>
+          <w:b/>
+          <w:bCs/>
+          <w:sz w:val="22"/>
+          <w:szCs w:val="22"/>
+        </w:rPr>
+        <w:t xml:space="preserve"> Apr. 2025].</w:t>
+      </w:r>
+    </w:p>
+    <w:p>
+      <w:pPr>
+        <w:tabs>
+          <w:tab w:val="left" w:pos="6771"/>
+        </w:tabs>
+        <w:rPr>
+          <w:rFonts w:ascii="Arial" w:eastAsia="Arial" w:hAnsi="Arial" w:cs="Arial"/>
+          <w:b/>
+          <w:bCs/>
+          <w:sz w:val="22"/>
+          <w:szCs w:val="22"/>
+        </w:rPr>
+      </w:pPr>
+    </w:p>
+    <w:p>
+      <w:pPr>
+        <w:pStyle w:val="ListParagraph"/>
+        <w:numPr>
+          <w:ilvl w:val="0"/>
+          <w:numId w:val="11"/>
+        </w:numPr>
+        <w:tabs>
+          <w:tab w:val="left" w:pos="6771"/>
+        </w:tabs>
+        <w:rPr>
+          <w:rFonts w:ascii="Arial" w:eastAsia="Arial" w:hAnsi="Arial" w:cs="Arial"/>
+          <w:b/>
+          <w:bCs/>
+          <w:sz w:val="22"/>
+          <w:szCs w:val="22"/>
+        </w:rPr>
+      </w:pPr>
+      <w:r>
+        <w:rPr>
+          <w:rFonts w:ascii="Arial" w:eastAsia="Arial" w:hAnsi="Arial" w:cs="Arial"/>
+          <w:b/>
+          <w:bCs/>
+          <w:sz w:val="22"/>
+          <w:szCs w:val="22"/>
+        </w:rPr>
+        <w:t xml:space="preserve">IBM, 2024. </w:t>
+      </w:r>
+      <w:r>
+        <w:rPr>
+          <w:rFonts w:ascii="Arial" w:eastAsia="Arial" w:hAnsi="Arial" w:cs="Arial"/>
+          <w:b/>
+          <w:bCs/>
+          <w:i/>
+          <w:iCs/>
+          <w:sz w:val="22"/>
+          <w:szCs w:val="22"/>
+        </w:rPr>
+        <w:t xml:space="preserve">What is Software </w:t>
+      </w:r>
+      <w:proofErr w:type="gramStart"/>
+      <w:r>
+        <w:rPr>
+          <w:rFonts w:ascii="Arial" w:eastAsia="Arial" w:hAnsi="Arial" w:cs="Arial"/>
+          <w:b/>
+          <w:bCs/>
+          <w:i/>
+          <w:iCs/>
+          <w:sz w:val="22"/>
+          <w:szCs w:val="22"/>
+        </w:rPr>
+        <w:t>Reliability?</w:t>
+      </w:r>
+      <w:r>
+        <w:rPr>
+          <w:rFonts w:ascii="Arial" w:eastAsia="Arial" w:hAnsi="Arial" w:cs="Arial"/>
+          <w:b/>
+          <w:bCs/>
+          <w:sz w:val="22"/>
+          <w:szCs w:val="22"/>
+        </w:rPr>
+        <w:t>.</w:t>
+      </w:r>
+      <w:proofErr w:type="gramEnd"/>
+      <w:r>
+        <w:rPr>
+          <w:rFonts w:ascii="Arial" w:eastAsia="Arial" w:hAnsi="Arial" w:cs="Arial"/>
+          <w:b/>
+          <w:bCs/>
+          <w:sz w:val="22"/>
+          <w:szCs w:val="22"/>
+        </w:rPr>
+        <w:t xml:space="preserve"> [online] Available at: </w:t>
+      </w:r>
+      <w:hyperlink r:id="rId19" w:history="1">
+        <w:r>
+          <w:rPr>
+            <w:rStyle w:val="Hyperlink"/>
+            <w:rFonts w:ascii="Arial" w:eastAsia="Arial" w:hAnsi="Arial" w:cs="Arial"/>
+            <w:b/>
+            <w:bCs/>
+            <w:sz w:val="22"/>
+            <w:szCs w:val="22"/>
+          </w:rPr>
+          <w:t>https://www.ibm.com/topics/reliability</w:t>
+        </w:r>
+      </w:hyperlink>
+      <w:r>
+        <w:rPr>
+          <w:rFonts w:ascii="Arial" w:eastAsia="Arial" w:hAnsi="Arial" w:cs="Arial"/>
+          <w:b/>
+          <w:bCs/>
+          <w:sz w:val="22"/>
+          <w:szCs w:val="22"/>
+        </w:rPr>
+        <w:t xml:space="preserve"> [Accessed 1</w:t>
+      </w:r>
+      <w:r>
+        <w:rPr>
+          <w:rFonts w:ascii="Arial" w:eastAsia="Arial" w:hAnsi="Arial" w:cs="Arial"/>
+          <w:b/>
+          <w:bCs/>
+          <w:sz w:val="22"/>
+          <w:szCs w:val="22"/>
+        </w:rPr>
+        <w:t>3</w:t>
+      </w:r>
+      <w:r>
+        <w:rPr>
+          <w:rFonts w:ascii="Arial" w:eastAsia="Arial" w:hAnsi="Arial" w:cs="Arial"/>
+          <w:b/>
+          <w:bCs/>
+          <w:sz w:val="22"/>
+          <w:szCs w:val="22"/>
+        </w:rPr>
+        <w:t xml:space="preserve"> Apr. 2025].</w:t>
+      </w:r>
+    </w:p>
+    <w:p>
+      <w:pPr>
+        <w:tabs>
+          <w:tab w:val="left" w:pos="6771"/>
+        </w:tabs>
+        <w:rPr>
+          <w:rFonts w:ascii="Arial" w:eastAsia="Arial" w:hAnsi="Arial" w:cs="Arial"/>
+          <w:b/>
+          <w:bCs/>
+          <w:sz w:val="22"/>
+          <w:szCs w:val="22"/>
+        </w:rPr>
+      </w:pPr>
+    </w:p>
+    <w:p>
+      <w:pPr>
+        <w:pStyle w:val="ListParagraph"/>
+        <w:numPr>
+          <w:ilvl w:val="0"/>
+          <w:numId w:val="11"/>
+        </w:numPr>
+        <w:tabs>
+          <w:tab w:val="left" w:pos="6771"/>
+        </w:tabs>
+        <w:rPr>
+          <w:rFonts w:ascii="Arial" w:eastAsia="Arial" w:hAnsi="Arial" w:cs="Arial"/>
+          <w:b/>
+          <w:bCs/>
+          <w:sz w:val="22"/>
+          <w:szCs w:val="22"/>
+        </w:rPr>
+      </w:pPr>
+      <w:r>
+        <w:rPr>
+          <w:rFonts w:ascii="Arial" w:eastAsia="Arial" w:hAnsi="Arial" w:cs="Arial"/>
+          <w:b/>
+          <w:bCs/>
+          <w:sz w:val="22"/>
+          <w:szCs w:val="22"/>
+        </w:rPr>
+        <w:t xml:space="preserve">Microsoft Azure, 2024. </w:t>
+      </w:r>
+      <w:r>
+        <w:rPr>
+          <w:rFonts w:ascii="Arial" w:eastAsia="Arial" w:hAnsi="Arial" w:cs="Arial"/>
+          <w:b/>
+          <w:bCs/>
+          <w:i/>
+          <w:iCs/>
+          <w:sz w:val="22"/>
+          <w:szCs w:val="22"/>
+        </w:rPr>
+        <w:t>Designing Reliable Systems</w:t>
+      </w:r>
+      <w:r>
+        <w:rPr>
+          <w:rFonts w:ascii="Arial" w:eastAsia="Arial" w:hAnsi="Arial" w:cs="Arial"/>
+          <w:b/>
+          <w:bCs/>
+          <w:sz w:val="22"/>
+          <w:szCs w:val="22"/>
+        </w:rPr>
+        <w:t xml:space="preserve">. [online] Available at: </w:t>
+      </w:r>
+      <w:hyperlink r:id="rId20" w:tgtFrame="_new" w:history="1">
+        <w:r>
+          <w:rPr>
+            <w:rStyle w:val="Hyperlink"/>
+            <w:rFonts w:ascii="Arial" w:eastAsia="Arial" w:hAnsi="Arial" w:cs="Arial"/>
+            <w:b/>
+            <w:bCs/>
+            <w:sz w:val="22"/>
+            <w:szCs w:val="22"/>
+          </w:rPr>
+          <w:t>https://learn.microsoft.com/en-us/azure/architecture/resiliency/</w:t>
+        </w:r>
+      </w:hyperlink>
+      <w:r>
+        <w:rPr>
+          <w:rFonts w:ascii="Arial" w:eastAsia="Arial" w:hAnsi="Arial" w:cs="Arial"/>
+          <w:b/>
+          <w:bCs/>
+          <w:sz w:val="22"/>
+          <w:szCs w:val="22"/>
+        </w:rPr>
+        <w:t xml:space="preserve"> [Accessed 1</w:t>
+      </w:r>
+      <w:r>
+        <w:rPr>
+          <w:rFonts w:ascii="Arial" w:eastAsia="Arial" w:hAnsi="Arial" w:cs="Arial"/>
+          <w:b/>
+          <w:bCs/>
+          <w:sz w:val="22"/>
+          <w:szCs w:val="22"/>
+        </w:rPr>
+        <w:t>2</w:t>
+      </w:r>
+      <w:r>
+        <w:rPr>
+          <w:rFonts w:ascii="Arial" w:eastAsia="Arial" w:hAnsi="Arial" w:cs="Arial"/>
+          <w:b/>
+          <w:bCs/>
+          <w:sz w:val="22"/>
+          <w:szCs w:val="22"/>
+        </w:rPr>
+        <w:t xml:space="preserve"> Apr. 2025].</w:t>
+      </w:r>
+    </w:p>
+    <w:p>
+      <w:pPr>
+        <w:tabs>
+          <w:tab w:val="left" w:pos="6771"/>
+        </w:tabs>
+        <w:rPr>
+          <w:rFonts w:ascii="Arial" w:eastAsia="Arial" w:hAnsi="Arial" w:cs="Arial"/>
+          <w:b/>
+          <w:bCs/>
+          <w:sz w:val="22"/>
+          <w:szCs w:val="22"/>
+        </w:rPr>
+      </w:pPr>
+    </w:p>
+    <w:p>
+      <w:pPr>
+        <w:pStyle w:val="ListParagraph"/>
+        <w:numPr>
+          <w:ilvl w:val="0"/>
+          <w:numId w:val="11"/>
+        </w:numPr>
+        <w:tabs>
+          <w:tab w:val="left" w:pos="6771"/>
+        </w:tabs>
+        <w:rPr>
+          <w:rFonts w:ascii="Arial" w:eastAsia="Arial" w:hAnsi="Arial" w:cs="Arial"/>
+          <w:b/>
+          <w:bCs/>
+          <w:sz w:val="22"/>
+          <w:szCs w:val="22"/>
+        </w:rPr>
+      </w:pPr>
+      <w:proofErr w:type="spellStart"/>
+      <w:r>
+        <w:rPr>
+          <w:rFonts w:ascii="Arial" w:eastAsia="Arial" w:hAnsi="Arial" w:cs="Arial"/>
+          <w:b/>
+          <w:bCs/>
+          <w:sz w:val="22"/>
+          <w:szCs w:val="22"/>
+        </w:rPr>
+        <w:t>DigitalOcean</w:t>
+      </w:r>
+      <w:proofErr w:type="spellEnd"/>
+      <w:r>
+        <w:rPr>
+          <w:rFonts w:ascii="Arial" w:eastAsia="Arial" w:hAnsi="Arial" w:cs="Arial"/>
+          <w:b/>
+          <w:bCs/>
+          <w:sz w:val="22"/>
+          <w:szCs w:val="22"/>
+        </w:rPr>
+        <w:t xml:space="preserve">, 2024. </w:t>
+      </w:r>
+      <w:r>
+        <w:rPr>
+          <w:rFonts w:ascii="Arial" w:eastAsia="Arial" w:hAnsi="Arial" w:cs="Arial"/>
+          <w:b/>
+          <w:bCs/>
+          <w:i/>
+          <w:iCs/>
+          <w:sz w:val="22"/>
+          <w:szCs w:val="22"/>
+        </w:rPr>
+        <w:t xml:space="preserve">What Are </w:t>
+      </w:r>
+      <w:proofErr w:type="gramStart"/>
+      <w:r>
+        <w:rPr>
+          <w:rFonts w:ascii="Arial" w:eastAsia="Arial" w:hAnsi="Arial" w:cs="Arial"/>
+          <w:b/>
+          <w:bCs/>
+          <w:i/>
+          <w:iCs/>
+          <w:sz w:val="22"/>
+          <w:szCs w:val="22"/>
+        </w:rPr>
+        <w:t>Microservices?</w:t>
+      </w:r>
+      <w:r>
+        <w:rPr>
+          <w:rFonts w:ascii="Arial" w:eastAsia="Arial" w:hAnsi="Arial" w:cs="Arial"/>
+          <w:b/>
+          <w:bCs/>
+          <w:sz w:val="22"/>
+          <w:szCs w:val="22"/>
+        </w:rPr>
+        <w:t>.</w:t>
+      </w:r>
+      <w:proofErr w:type="gramEnd"/>
+      <w:r>
+        <w:rPr>
+          <w:rFonts w:ascii="Arial" w:eastAsia="Arial" w:hAnsi="Arial" w:cs="Arial"/>
+          <w:b/>
+          <w:bCs/>
+          <w:sz w:val="22"/>
+          <w:szCs w:val="22"/>
+        </w:rPr>
+        <w:t xml:space="preserve"> [online] Available at: </w:t>
+      </w:r>
+      <w:hyperlink r:id="rId21" w:history="1">
+        <w:r>
+          <w:rPr>
+            <w:rStyle w:val="Hyperlink"/>
+            <w:rFonts w:ascii="Arial" w:eastAsia="Arial" w:hAnsi="Arial" w:cs="Arial"/>
+            <w:b/>
+            <w:bCs/>
+            <w:sz w:val="22"/>
+            <w:szCs w:val="22"/>
+          </w:rPr>
+          <w:t>https://www.digitalocean.com/community/tutorials/what-are-microservices</w:t>
+        </w:r>
+      </w:hyperlink>
+      <w:r>
+        <w:rPr>
+          <w:rFonts w:ascii="Arial" w:eastAsia="Arial" w:hAnsi="Arial" w:cs="Arial"/>
+          <w:b/>
+          <w:bCs/>
+          <w:sz w:val="22"/>
+          <w:szCs w:val="22"/>
+        </w:rPr>
+        <w:t xml:space="preserve"> [Accessed 1</w:t>
+      </w:r>
+      <w:r>
+        <w:rPr>
+          <w:rFonts w:ascii="Arial" w:eastAsia="Arial" w:hAnsi="Arial" w:cs="Arial"/>
+          <w:b/>
+          <w:bCs/>
+          <w:sz w:val="22"/>
+          <w:szCs w:val="22"/>
+        </w:rPr>
+        <w:t>3</w:t>
+      </w:r>
+      <w:r>
+        <w:rPr>
+          <w:rFonts w:ascii="Arial" w:eastAsia="Arial" w:hAnsi="Arial" w:cs="Arial"/>
+          <w:b/>
+          <w:bCs/>
+          <w:sz w:val="22"/>
+          <w:szCs w:val="22"/>
+        </w:rPr>
+        <w:t>Apr. 2025].</w:t>
+      </w:r>
+    </w:p>
+    <w:p>
+      <w:pPr>
+        <w:pStyle w:val="ListParagraph"/>
+        <w:tabs>
+          <w:tab w:val="left" w:pos="6771"/>
+        </w:tabs>
+        <w:rPr>
+          <w:rFonts w:ascii="Arial" w:eastAsia="Arial" w:hAnsi="Arial" w:cs="Arial"/>
+          <w:b/>
+          <w:bCs/>
+          <w:sz w:val="22"/>
+          <w:szCs w:val="22"/>
+        </w:rPr>
+      </w:pPr>
+    </w:p>
     <w:sectPr>
-      <w:footerReference w:type="default" r:id="rId10"/>
-      <w:headerReference w:type="first" r:id="rId11"/>
-      <w:footerReference w:type="first" r:id="rId12"/>
+      <w:footerReference w:type="default" r:id="rId22"/>
+      <w:headerReference w:type="first" r:id="rId23"/>
+      <w:footerReference w:type="first" r:id="rId24"/>
       <w:pgSz w:w="11899" w:h="16838"/>
       <w:pgMar w:top="1135" w:right="720" w:bottom="720" w:left="720" w:header="716" w:footer="742" w:gutter="0"/>
       <w:pgNumType w:start="1"/>
@@ -3957,9 +6621,99 @@
     </w:lvl>
   </w:abstractNum>
   <w:abstractNum w:abstractNumId="2" w15:restartNumberingAfterBreak="0">
+    <w:nsid w:val="272D121A"/>
+    <w:multiLevelType w:val="hybridMultilevel"/>
+    <w:tmpl w:val="B288A7F0"/>
+    <w:lvl w:ilvl="0" w:tplc="83DE6CF0">
+      <w:start w:val="1"/>
+      <w:numFmt w:val="decimal"/>
+      <w:lvlText w:val="%1."/>
+      <w:lvlJc w:val="left"/>
+      <w:pPr>
+        <w:ind w:left="720" w:hanging="360"/>
+      </w:pPr>
+      <w:rPr>
+        <w:rFonts w:hint="default"/>
+        <w:u w:val="single"/>
+      </w:rPr>
+    </w:lvl>
+    <w:lvl w:ilvl="1" w:tplc="08090019" w:tentative="1">
+      <w:start w:val="1"/>
+      <w:numFmt w:val="lowerLetter"/>
+      <w:lvlText w:val="%2."/>
+      <w:lvlJc w:val="left"/>
+      <w:pPr>
+        <w:ind w:left="1440" w:hanging="360"/>
+      </w:pPr>
+    </w:lvl>
+    <w:lvl w:ilvl="2" w:tplc="0809001B" w:tentative="1">
+      <w:start w:val="1"/>
+      <w:numFmt w:val="lowerRoman"/>
+      <w:lvlText w:val="%3."/>
+      <w:lvlJc w:val="right"/>
+      <w:pPr>
+        <w:ind w:left="2160" w:hanging="180"/>
+      </w:pPr>
+    </w:lvl>
+    <w:lvl w:ilvl="3" w:tplc="0809000F" w:tentative="1">
+      <w:start w:val="1"/>
+      <w:numFmt w:val="decimal"/>
+      <w:lvlText w:val="%4."/>
+      <w:lvlJc w:val="left"/>
+      <w:pPr>
+        <w:ind w:left="2880" w:hanging="360"/>
+      </w:pPr>
+    </w:lvl>
+    <w:lvl w:ilvl="4" w:tplc="08090019" w:tentative="1">
+      <w:start w:val="1"/>
+      <w:numFmt w:val="lowerLetter"/>
+      <w:lvlText w:val="%5."/>
+      <w:lvlJc w:val="left"/>
+      <w:pPr>
+        <w:ind w:left="3600" w:hanging="360"/>
+      </w:pPr>
+    </w:lvl>
+    <w:lvl w:ilvl="5" w:tplc="0809001B" w:tentative="1">
+      <w:start w:val="1"/>
+      <w:numFmt w:val="lowerRoman"/>
+      <w:lvlText w:val="%6."/>
+      <w:lvlJc w:val="right"/>
+      <w:pPr>
+        <w:ind w:left="4320" w:hanging="180"/>
+      </w:pPr>
+    </w:lvl>
+    <w:lvl w:ilvl="6" w:tplc="0809000F" w:tentative="1">
+      <w:start w:val="1"/>
+      <w:numFmt w:val="decimal"/>
+      <w:lvlText w:val="%7."/>
+      <w:lvlJc w:val="left"/>
+      <w:pPr>
+        <w:ind w:left="5040" w:hanging="360"/>
+      </w:pPr>
+    </w:lvl>
+    <w:lvl w:ilvl="7" w:tplc="08090019" w:tentative="1">
+      <w:start w:val="1"/>
+      <w:numFmt w:val="lowerLetter"/>
+      <w:lvlText w:val="%8."/>
+      <w:lvlJc w:val="left"/>
+      <w:pPr>
+        <w:ind w:left="5760" w:hanging="360"/>
+      </w:pPr>
+    </w:lvl>
+    <w:lvl w:ilvl="8" w:tplc="0809001B" w:tentative="1">
+      <w:start w:val="1"/>
+      <w:numFmt w:val="lowerRoman"/>
+      <w:lvlText w:val="%9."/>
+      <w:lvlJc w:val="right"/>
+      <w:pPr>
+        <w:ind w:left="6480" w:hanging="180"/>
+      </w:pPr>
+    </w:lvl>
+  </w:abstractNum>
+  <w:abstractNum w:abstractNumId="3" w15:restartNumberingAfterBreak="0">
     <w:nsid w:val="30821B62"/>
     <w:multiLevelType w:val="hybridMultilevel"/>
-    <w:tmpl w:val="A5764D06"/>
+    <w:tmpl w:val="C45CB40A"/>
     <w:lvl w:ilvl="0" w:tplc="08090001">
       <w:start w:val="1"/>
       <w:numFmt w:val="bullet"/>
@@ -4069,7 +6823,7 @@
       </w:rPr>
     </w:lvl>
   </w:abstractNum>
-  <w:abstractNum w:abstractNumId="3" w15:restartNumberingAfterBreak="0">
+  <w:abstractNum w:abstractNumId="4" w15:restartNumberingAfterBreak="0">
     <w:nsid w:val="369B18AF"/>
     <w:multiLevelType w:val="hybridMultilevel"/>
     <w:tmpl w:val="2D3A5380"/>
@@ -4185,7 +6939,7 @@
       </w:rPr>
     </w:lvl>
   </w:abstractNum>
-  <w:abstractNum w:abstractNumId="4" w15:restartNumberingAfterBreak="0">
+  <w:abstractNum w:abstractNumId="5" w15:restartNumberingAfterBreak="0">
     <w:nsid w:val="3C512C9B"/>
     <w:multiLevelType w:val="hybridMultilevel"/>
     <w:tmpl w:val="748C8FC8"/>
@@ -4274,7 +7028,7 @@
       </w:pPr>
     </w:lvl>
   </w:abstractNum>
-  <w:abstractNum w:abstractNumId="5" w15:restartNumberingAfterBreak="0">
+  <w:abstractNum w:abstractNumId="6" w15:restartNumberingAfterBreak="0">
     <w:nsid w:val="444711BC"/>
     <w:multiLevelType w:val="hybridMultilevel"/>
     <w:tmpl w:val="AF5872E8"/>
@@ -4363,7 +7117,7 @@
       </w:pPr>
     </w:lvl>
   </w:abstractNum>
-  <w:abstractNum w:abstractNumId="6" w15:restartNumberingAfterBreak="0">
+  <w:abstractNum w:abstractNumId="7" w15:restartNumberingAfterBreak="0">
     <w:nsid w:val="4CA51194"/>
     <w:multiLevelType w:val="hybridMultilevel"/>
     <w:tmpl w:val="0292F51C"/>
@@ -4449,7 +7203,7 @@
       </w:pPr>
     </w:lvl>
   </w:abstractNum>
-  <w:abstractNum w:abstractNumId="7" w15:restartNumberingAfterBreak="0">
+  <w:abstractNum w:abstractNumId="8" w15:restartNumberingAfterBreak="0">
     <w:nsid w:val="504A7C5C"/>
     <w:multiLevelType w:val="hybridMultilevel"/>
     <w:tmpl w:val="63AA03B6"/>
@@ -4535,7 +7289,120 @@
       </w:pPr>
     </w:lvl>
   </w:abstractNum>
-  <w:abstractNum w:abstractNumId="8" w15:restartNumberingAfterBreak="0">
+  <w:abstractNum w:abstractNumId="9" w15:restartNumberingAfterBreak="0">
+    <w:nsid w:val="56EF46D5"/>
+    <w:multiLevelType w:val="multilevel"/>
+    <w:tmpl w:val="1F52E622"/>
+    <w:lvl w:ilvl="0">
+      <w:start w:val="1"/>
+      <w:numFmt w:val="decimal"/>
+      <w:lvlText w:val="%1."/>
+      <w:lvlJc w:val="left"/>
+      <w:pPr>
+        <w:tabs>
+          <w:tab w:val="num" w:pos="720"/>
+        </w:tabs>
+        <w:ind w:left="720" w:hanging="360"/>
+      </w:pPr>
+    </w:lvl>
+    <w:lvl w:ilvl="1" w:tentative="1">
+      <w:start w:val="1"/>
+      <w:numFmt w:val="decimal"/>
+      <w:lvlText w:val="%2."/>
+      <w:lvlJc w:val="left"/>
+      <w:pPr>
+        <w:tabs>
+          <w:tab w:val="num" w:pos="1440"/>
+        </w:tabs>
+        <w:ind w:left="1440" w:hanging="360"/>
+      </w:pPr>
+    </w:lvl>
+    <w:lvl w:ilvl="2" w:tentative="1">
+      <w:start w:val="1"/>
+      <w:numFmt w:val="decimal"/>
+      <w:lvlText w:val="%3."/>
+      <w:lvlJc w:val="left"/>
+      <w:pPr>
+        <w:tabs>
+          <w:tab w:val="num" w:pos="2160"/>
+        </w:tabs>
+        <w:ind w:left="2160" w:hanging="360"/>
+      </w:pPr>
+    </w:lvl>
+    <w:lvl w:ilvl="3" w:tentative="1">
+      <w:start w:val="1"/>
+      <w:numFmt w:val="decimal"/>
+      <w:lvlText w:val="%4."/>
+      <w:lvlJc w:val="left"/>
+      <w:pPr>
+        <w:tabs>
+          <w:tab w:val="num" w:pos="2880"/>
+        </w:tabs>
+        <w:ind w:left="2880" w:hanging="360"/>
+      </w:pPr>
+    </w:lvl>
+    <w:lvl w:ilvl="4" w:tentative="1">
+      <w:start w:val="1"/>
+      <w:numFmt w:val="decimal"/>
+      <w:lvlText w:val="%5."/>
+      <w:lvlJc w:val="left"/>
+      <w:pPr>
+        <w:tabs>
+          <w:tab w:val="num" w:pos="3600"/>
+        </w:tabs>
+        <w:ind w:left="3600" w:hanging="360"/>
+      </w:pPr>
+    </w:lvl>
+    <w:lvl w:ilvl="5" w:tentative="1">
+      <w:start w:val="1"/>
+      <w:numFmt w:val="decimal"/>
+      <w:lvlText w:val="%6."/>
+      <w:lvlJc w:val="left"/>
+      <w:pPr>
+        <w:tabs>
+          <w:tab w:val="num" w:pos="4320"/>
+        </w:tabs>
+        <w:ind w:left="4320" w:hanging="360"/>
+      </w:pPr>
+    </w:lvl>
+    <w:lvl w:ilvl="6" w:tentative="1">
+      <w:start w:val="1"/>
+      <w:numFmt w:val="decimal"/>
+      <w:lvlText w:val="%7."/>
+      <w:lvlJc w:val="left"/>
+      <w:pPr>
+        <w:tabs>
+          <w:tab w:val="num" w:pos="5040"/>
+        </w:tabs>
+        <w:ind w:left="5040" w:hanging="360"/>
+      </w:pPr>
+    </w:lvl>
+    <w:lvl w:ilvl="7" w:tentative="1">
+      <w:start w:val="1"/>
+      <w:numFmt w:val="decimal"/>
+      <w:lvlText w:val="%8."/>
+      <w:lvlJc w:val="left"/>
+      <w:pPr>
+        <w:tabs>
+          <w:tab w:val="num" w:pos="5760"/>
+        </w:tabs>
+        <w:ind w:left="5760" w:hanging="360"/>
+      </w:pPr>
+    </w:lvl>
+    <w:lvl w:ilvl="8" w:tentative="1">
+      <w:start w:val="1"/>
+      <w:numFmt w:val="decimal"/>
+      <w:lvlText w:val="%9."/>
+      <w:lvlJc w:val="left"/>
+      <w:pPr>
+        <w:tabs>
+          <w:tab w:val="num" w:pos="6480"/>
+        </w:tabs>
+        <w:ind w:left="6480" w:hanging="360"/>
+      </w:pPr>
+    </w:lvl>
+  </w:abstractNum>
+  <w:abstractNum w:abstractNumId="10" w15:restartNumberingAfterBreak="0">
     <w:nsid w:val="59C345F4"/>
     <w:multiLevelType w:val="hybridMultilevel"/>
     <w:tmpl w:val="DFC29A92"/>
@@ -4621,7 +7488,7 @@
       </w:pPr>
     </w:lvl>
   </w:abstractNum>
-  <w:abstractNum w:abstractNumId="9" w15:restartNumberingAfterBreak="0">
+  <w:abstractNum w:abstractNumId="11" w15:restartNumberingAfterBreak="0">
     <w:nsid w:val="614315D8"/>
     <w:multiLevelType w:val="hybridMultilevel"/>
     <w:tmpl w:val="F24E2B6C"/>
@@ -4710,7 +7577,7 @@
       </w:pPr>
     </w:lvl>
   </w:abstractNum>
-  <w:abstractNum w:abstractNumId="10" w15:restartNumberingAfterBreak="0">
+  <w:abstractNum w:abstractNumId="12" w15:restartNumberingAfterBreak="0">
     <w:nsid w:val="624D6ED2"/>
     <w:multiLevelType w:val="hybridMultilevel"/>
     <w:tmpl w:val="761C7DB0"/>
@@ -4796,7 +7663,7 @@
       </w:pPr>
     </w:lvl>
   </w:abstractNum>
-  <w:abstractNum w:abstractNumId="11" w15:restartNumberingAfterBreak="0">
+  <w:abstractNum w:abstractNumId="13" w15:restartNumberingAfterBreak="0">
     <w:nsid w:val="67EE72CF"/>
     <w:multiLevelType w:val="multilevel"/>
     <w:tmpl w:val="95348B7A"/>
@@ -4910,7 +7777,7 @@
       </w:pPr>
     </w:lvl>
   </w:abstractNum>
-  <w:abstractNum w:abstractNumId="12" w15:restartNumberingAfterBreak="0">
+  <w:abstractNum w:abstractNumId="14" w15:restartNumberingAfterBreak="0">
     <w:nsid w:val="6DD250E6"/>
     <w:multiLevelType w:val="hybridMultilevel"/>
     <w:tmpl w:val="8592AF00"/>
@@ -5002,7 +7869,7 @@
       </w:pPr>
     </w:lvl>
   </w:abstractNum>
-  <w:abstractNum w:abstractNumId="13" w15:restartNumberingAfterBreak="0">
+  <w:abstractNum w:abstractNumId="15" w15:restartNumberingAfterBreak="0">
     <w:nsid w:val="70890BE6"/>
     <w:multiLevelType w:val="multilevel"/>
     <w:tmpl w:val="6C6032DA"/>
@@ -5115,7 +7982,7 @@
       </w:rPr>
     </w:lvl>
   </w:abstractNum>
-  <w:abstractNum w:abstractNumId="14" w15:restartNumberingAfterBreak="0">
+  <w:abstractNum w:abstractNumId="16" w15:restartNumberingAfterBreak="0">
     <w:nsid w:val="738F0427"/>
     <w:multiLevelType w:val="hybridMultilevel"/>
     <w:tmpl w:val="D4DC9816"/>
@@ -5228,7 +8095,7 @@
       </w:rPr>
     </w:lvl>
   </w:abstractNum>
-  <w:abstractNum w:abstractNumId="15" w15:restartNumberingAfterBreak="0">
+  <w:abstractNum w:abstractNumId="17" w15:restartNumberingAfterBreak="0">
     <w:nsid w:val="75406E65"/>
     <w:multiLevelType w:val="hybridMultilevel"/>
     <w:tmpl w:val="D1FA1576"/>
@@ -5314,7 +8181,7 @@
       </w:pPr>
     </w:lvl>
   </w:abstractNum>
-  <w:abstractNum w:abstractNumId="16" w15:restartNumberingAfterBreak="0">
+  <w:abstractNum w:abstractNumId="18" w15:restartNumberingAfterBreak="0">
     <w:nsid w:val="75877E3A"/>
     <w:multiLevelType w:val="hybridMultilevel"/>
     <w:tmpl w:val="ED6835FC"/>
@@ -5430,7 +8297,187 @@
       </w:rPr>
     </w:lvl>
   </w:abstractNum>
-  <w:abstractNum w:abstractNumId="17" w15:restartNumberingAfterBreak="0">
+  <w:abstractNum w:abstractNumId="19" w15:restartNumberingAfterBreak="0">
+    <w:nsid w:val="7A3472A0"/>
+    <w:multiLevelType w:val="hybridMultilevel"/>
+    <w:tmpl w:val="7F36BBA4"/>
+    <w:lvl w:ilvl="0" w:tplc="F9303BAC">
+      <w:start w:val="2"/>
+      <w:numFmt w:val="decimal"/>
+      <w:lvlText w:val="%1."/>
+      <w:lvlJc w:val="left"/>
+      <w:pPr>
+        <w:ind w:left="720" w:hanging="360"/>
+      </w:pPr>
+      <w:rPr>
+        <w:rFonts w:hint="default"/>
+        <w:u w:val="single"/>
+      </w:rPr>
+    </w:lvl>
+    <w:lvl w:ilvl="1" w:tplc="08090019" w:tentative="1">
+      <w:start w:val="1"/>
+      <w:numFmt w:val="lowerLetter"/>
+      <w:lvlText w:val="%2."/>
+      <w:lvlJc w:val="left"/>
+      <w:pPr>
+        <w:ind w:left="1440" w:hanging="360"/>
+      </w:pPr>
+    </w:lvl>
+    <w:lvl w:ilvl="2" w:tplc="0809001B" w:tentative="1">
+      <w:start w:val="1"/>
+      <w:numFmt w:val="lowerRoman"/>
+      <w:lvlText w:val="%3."/>
+      <w:lvlJc w:val="right"/>
+      <w:pPr>
+        <w:ind w:left="2160" w:hanging="180"/>
+      </w:pPr>
+    </w:lvl>
+    <w:lvl w:ilvl="3" w:tplc="0809000F" w:tentative="1">
+      <w:start w:val="1"/>
+      <w:numFmt w:val="decimal"/>
+      <w:lvlText w:val="%4."/>
+      <w:lvlJc w:val="left"/>
+      <w:pPr>
+        <w:ind w:left="2880" w:hanging="360"/>
+      </w:pPr>
+    </w:lvl>
+    <w:lvl w:ilvl="4" w:tplc="08090019" w:tentative="1">
+      <w:start w:val="1"/>
+      <w:numFmt w:val="lowerLetter"/>
+      <w:lvlText w:val="%5."/>
+      <w:lvlJc w:val="left"/>
+      <w:pPr>
+        <w:ind w:left="3600" w:hanging="360"/>
+      </w:pPr>
+    </w:lvl>
+    <w:lvl w:ilvl="5" w:tplc="0809001B" w:tentative="1">
+      <w:start w:val="1"/>
+      <w:numFmt w:val="lowerRoman"/>
+      <w:lvlText w:val="%6."/>
+      <w:lvlJc w:val="right"/>
+      <w:pPr>
+        <w:ind w:left="4320" w:hanging="180"/>
+      </w:pPr>
+    </w:lvl>
+    <w:lvl w:ilvl="6" w:tplc="0809000F" w:tentative="1">
+      <w:start w:val="1"/>
+      <w:numFmt w:val="decimal"/>
+      <w:lvlText w:val="%7."/>
+      <w:lvlJc w:val="left"/>
+      <w:pPr>
+        <w:ind w:left="5040" w:hanging="360"/>
+      </w:pPr>
+    </w:lvl>
+    <w:lvl w:ilvl="7" w:tplc="08090019" w:tentative="1">
+      <w:start w:val="1"/>
+      <w:numFmt w:val="lowerLetter"/>
+      <w:lvlText w:val="%8."/>
+      <w:lvlJc w:val="left"/>
+      <w:pPr>
+        <w:ind w:left="5760" w:hanging="360"/>
+      </w:pPr>
+    </w:lvl>
+    <w:lvl w:ilvl="8" w:tplc="0809001B" w:tentative="1">
+      <w:start w:val="1"/>
+      <w:numFmt w:val="lowerRoman"/>
+      <w:lvlText w:val="%9."/>
+      <w:lvlJc w:val="right"/>
+      <w:pPr>
+        <w:ind w:left="6480" w:hanging="180"/>
+      </w:pPr>
+    </w:lvl>
+  </w:abstractNum>
+  <w:abstractNum w:abstractNumId="20" w15:restartNumberingAfterBreak="0">
+    <w:nsid w:val="7A7A7EBF"/>
+    <w:multiLevelType w:val="hybridMultilevel"/>
+    <w:tmpl w:val="BB7C3AB2"/>
+    <w:lvl w:ilvl="0" w:tplc="4C0CD2E2">
+      <w:start w:val="1"/>
+      <w:numFmt w:val="decimal"/>
+      <w:lvlText w:val="%1."/>
+      <w:lvlJc w:val="left"/>
+      <w:pPr>
+        <w:ind w:left="720" w:hanging="360"/>
+      </w:pPr>
+      <w:rPr>
+        <w:rFonts w:hint="default"/>
+        <w:u w:val="single"/>
+      </w:rPr>
+    </w:lvl>
+    <w:lvl w:ilvl="1" w:tplc="08090019" w:tentative="1">
+      <w:start w:val="1"/>
+      <w:numFmt w:val="lowerLetter"/>
+      <w:lvlText w:val="%2."/>
+      <w:lvlJc w:val="left"/>
+      <w:pPr>
+        <w:ind w:left="1440" w:hanging="360"/>
+      </w:pPr>
+    </w:lvl>
+    <w:lvl w:ilvl="2" w:tplc="0809001B" w:tentative="1">
+      <w:start w:val="1"/>
+      <w:numFmt w:val="lowerRoman"/>
+      <w:lvlText w:val="%3."/>
+      <w:lvlJc w:val="right"/>
+      <w:pPr>
+        <w:ind w:left="2160" w:hanging="180"/>
+      </w:pPr>
+    </w:lvl>
+    <w:lvl w:ilvl="3" w:tplc="0809000F" w:tentative="1">
+      <w:start w:val="1"/>
+      <w:numFmt w:val="decimal"/>
+      <w:lvlText w:val="%4."/>
+      <w:lvlJc w:val="left"/>
+      <w:pPr>
+        <w:ind w:left="2880" w:hanging="360"/>
+      </w:pPr>
+    </w:lvl>
+    <w:lvl w:ilvl="4" w:tplc="08090019" w:tentative="1">
+      <w:start w:val="1"/>
+      <w:numFmt w:val="lowerLetter"/>
+      <w:lvlText w:val="%5."/>
+      <w:lvlJc w:val="left"/>
+      <w:pPr>
+        <w:ind w:left="3600" w:hanging="360"/>
+      </w:pPr>
+    </w:lvl>
+    <w:lvl w:ilvl="5" w:tplc="0809001B" w:tentative="1">
+      <w:start w:val="1"/>
+      <w:numFmt w:val="lowerRoman"/>
+      <w:lvlText w:val="%6."/>
+      <w:lvlJc w:val="right"/>
+      <w:pPr>
+        <w:ind w:left="4320" w:hanging="180"/>
+      </w:pPr>
+    </w:lvl>
+    <w:lvl w:ilvl="6" w:tplc="0809000F" w:tentative="1">
+      <w:start w:val="1"/>
+      <w:numFmt w:val="decimal"/>
+      <w:lvlText w:val="%7."/>
+      <w:lvlJc w:val="left"/>
+      <w:pPr>
+        <w:ind w:left="5040" w:hanging="360"/>
+      </w:pPr>
+    </w:lvl>
+    <w:lvl w:ilvl="7" w:tplc="08090019" w:tentative="1">
+      <w:start w:val="1"/>
+      <w:numFmt w:val="lowerLetter"/>
+      <w:lvlText w:val="%8."/>
+      <w:lvlJc w:val="left"/>
+      <w:pPr>
+        <w:ind w:left="5760" w:hanging="360"/>
+      </w:pPr>
+    </w:lvl>
+    <w:lvl w:ilvl="8" w:tplc="0809001B" w:tentative="1">
+      <w:start w:val="1"/>
+      <w:numFmt w:val="lowerRoman"/>
+      <w:lvlText w:val="%9."/>
+      <w:lvlJc w:val="right"/>
+      <w:pPr>
+        <w:ind w:left="6480" w:hanging="180"/>
+      </w:pPr>
+    </w:lvl>
+  </w:abstractNum>
+  <w:abstractNum w:abstractNumId="21" w15:restartNumberingAfterBreak="0">
     <w:nsid w:val="7F3438CE"/>
     <w:multiLevelType w:val="hybridMultilevel"/>
     <w:tmpl w:val="CC72D6EC"/>
@@ -5517,58 +8564,70 @@
     </w:lvl>
   </w:abstractNum>
   <w:num w:numId="1" w16cid:durableId="942809641">
+    <w:abstractNumId w:val="15"/>
+  </w:num>
+  <w:num w:numId="2" w16cid:durableId="665741278">
     <w:abstractNumId w:val="13"/>
   </w:num>
-  <w:num w:numId="2" w16cid:durableId="665741278">
+  <w:num w:numId="3" w16cid:durableId="436950254">
     <w:abstractNumId w:val="11"/>
   </w:num>
-  <w:num w:numId="3" w16cid:durableId="436950254">
-    <w:abstractNumId w:val="9"/>
+  <w:num w:numId="4" w16cid:durableId="1540359704">
+    <w:abstractNumId w:val="16"/>
   </w:num>
-  <w:num w:numId="4" w16cid:durableId="1540359704">
+  <w:num w:numId="5" w16cid:durableId="163282684">
+    <w:abstractNumId w:val="6"/>
+  </w:num>
+  <w:num w:numId="6" w16cid:durableId="991251827">
     <w:abstractNumId w:val="14"/>
   </w:num>
-  <w:num w:numId="5" w16cid:durableId="163282684">
-    <w:abstractNumId w:val="5"/>
-  </w:num>
-  <w:num w:numId="6" w16cid:durableId="991251827">
-    <w:abstractNumId w:val="12"/>
-  </w:num>
   <w:num w:numId="7" w16cid:durableId="1356345509">
-    <w:abstractNumId w:val="16"/>
+    <w:abstractNumId w:val="18"/>
   </w:num>
   <w:num w:numId="8" w16cid:durableId="651909426">
-    <w:abstractNumId w:val="3"/>
+    <w:abstractNumId w:val="4"/>
   </w:num>
   <w:num w:numId="9" w16cid:durableId="766120478">
     <w:abstractNumId w:val="1"/>
   </w:num>
   <w:num w:numId="10" w16cid:durableId="288779138">
-    <w:abstractNumId w:val="4"/>
+    <w:abstractNumId w:val="5"/>
   </w:num>
   <w:num w:numId="11" w16cid:durableId="1825312766">
-    <w:abstractNumId w:val="2"/>
+    <w:abstractNumId w:val="3"/>
   </w:num>
   <w:num w:numId="12" w16cid:durableId="24406773">
     <w:abstractNumId w:val="0"/>
   </w:num>
   <w:num w:numId="13" w16cid:durableId="1705248563">
+    <w:abstractNumId w:val="8"/>
+  </w:num>
+  <w:num w:numId="14" w16cid:durableId="1066950975">
+    <w:abstractNumId w:val="17"/>
+  </w:num>
+  <w:num w:numId="15" w16cid:durableId="723135609">
+    <w:abstractNumId w:val="10"/>
+  </w:num>
+  <w:num w:numId="16" w16cid:durableId="1799687317">
+    <w:abstractNumId w:val="12"/>
+  </w:num>
+  <w:num w:numId="17" w16cid:durableId="1561746891">
+    <w:abstractNumId w:val="21"/>
+  </w:num>
+  <w:num w:numId="18" w16cid:durableId="1878738990">
     <w:abstractNumId w:val="7"/>
   </w:num>
-  <w:num w:numId="14" w16cid:durableId="1066950975">
-    <w:abstractNumId w:val="15"/>
+  <w:num w:numId="19" w16cid:durableId="285280661">
+    <w:abstractNumId w:val="9"/>
   </w:num>
-  <w:num w:numId="15" w16cid:durableId="723135609">
-    <w:abstractNumId w:val="8"/>
+  <w:num w:numId="20" w16cid:durableId="15733545">
+    <w:abstractNumId w:val="2"/>
   </w:num>
-  <w:num w:numId="16" w16cid:durableId="1799687317">
-    <w:abstractNumId w:val="10"/>
+  <w:num w:numId="21" w16cid:durableId="1280452323">
+    <w:abstractNumId w:val="19"/>
   </w:num>
-  <w:num w:numId="17" w16cid:durableId="1561746891">
-    <w:abstractNumId w:val="17"/>
-  </w:num>
-  <w:num w:numId="18" w16cid:durableId="1878738990">
-    <w:abstractNumId w:val="6"/>
+  <w:num w:numId="22" w16cid:durableId="594477670">
+    <w:abstractNumId w:val="20"/>
   </w:num>
 </w:numbering>
 </file>
@@ -6889,6 +9948,29 @@
       </w:tblCellMar>
     </w:tblPr>
   </w:style>
+  <w:style w:type="character" w:styleId="Strong">
+    <w:name w:val="Strong"/>
+    <w:basedOn w:val="DefaultParagraphFont"/>
+    <w:uiPriority w:val="22"/>
+    <w:qFormat/>
+    <w:rsid w:val="001E41D1"/>
+    <w:rPr>
+      <w:b/>
+      <w:bCs/>
+    </w:rPr>
+  </w:style>
+  <w:style w:type="character" w:styleId="UnresolvedMention">
+    <w:name w:val="Unresolved Mention"/>
+    <w:basedOn w:val="DefaultParagraphFont"/>
+    <w:uiPriority w:val="99"/>
+    <w:semiHidden/>
+    <w:unhideWhenUsed/>
+    <w:rsid w:val="00B9382C"/>
+    <w:rPr>
+      <w:color w:val="605E5C"/>
+      <w:shd w:val="clear" w:color="auto" w:fill="E1DFDD"/>
+    </w:rPr>
+  </w:style>
 </w:styles>
 </file>
 
@@ -7218,6 +10300,10 @@
 </go:gDocsCustomXmlDataStorage>
 </file>
 
+<file path=customXml/item2.xml><?xml version="1.0" encoding="utf-8"?>
+<b:Sources xmlns:b="http://schemas.openxmlformats.org/officeDocument/2006/bibliography" xmlns="http://schemas.openxmlformats.org/officeDocument/2006/bibliography" SelectedStyle="\APASixthEditionOfficeOnline.xsl" StyleName="APA" Version="6"/>
+</file>
+
 <file path=customXml/itemProps1.xml><?xml version="1.0" encoding="utf-8"?>
 <ds:datastoreItem xmlns:ds="http://schemas.openxmlformats.org/officeDocument/2006/customXml" ds:itemID="{11111111-1234-1234-1234-123412341234}">
   <ds:schemaRefs>
@@ -7225,4 +10311,12 @@
     <ds:schemaRef ds:uri="http://schemas.openxmlformats.org/officeDocument/2006/relationships"/>
   </ds:schemaRefs>
 </ds:datastoreItem>
+</file>
+
+<file path=customXml/itemProps2.xml><?xml version="1.0" encoding="utf-8"?>
+<ds:datastoreItem xmlns:ds="http://schemas.openxmlformats.org/officeDocument/2006/customXml" ds:itemID="{B8B88076-A894-4469-9076-0B8BD9D8D653}">
+  <ds:schemaRefs>
+    <ds:schemaRef ds:uri="http://schemas.openxmlformats.org/officeDocument/2006/bibliography"/>
+  </ds:schemaRefs>
+</ds:datastoreItem>
 </file>